--- a/CollabEngine-NeurIPS2026.docx
+++ b/CollabEngine-NeurIPS2026.docx
@@ -133,7 +133,7 @@
           <w:color w:val="000000"/>
           <w:sz w:val="20"/>
         </w:rPr>
-        <w:t>We set out to test whether emergent role differentiation in same-model LLM agent teams is causally real, using leave-one-out ablation rather than transcript reading. We could not run that test, and the reason is the contribution. Across three task difficulties, two serving instruments and two disjoint seed sets, we obtained three separate statistically significant results favouring multi-agent teams, and traced all three to measurement artifacts. Two were the same artifact: a per-turn token cap that is symmetric by construction and asymmetric in effect, because a single agent must emit an entire solution in its final turn while a team commits one its shared transcript already holds. The third was a small-sample baseline, a four-agent reference estimated from 48 episodes that a 3× larger sample did not reproduce. Removing all three, the effect of team size on this task family is flat: one agent scores 0.579, three agents 0.574 and four agents 0.576 across 896 episodes, a spread of 0.005. The only manipulation that moves the score reliably is giving a single agent more turns, which makes it worse. We report the artifact mechanism, the three diagnostics that caught it, and a bounded negative result. We argue the diagnostics are the transferable part: any comparison between architectures that consume a resource differently will land a shared limit asymmetrically, and standard reporting does not currently surface this.</w:t>
+        <w:t>We set out to test whether emergent role differentiation in same-model LLM agent teams is causally real, using leave-one-out ablation rather than transcript reading. We could not run that test, and the reason is the contribution. Across three task difficulties, two serving instruments and two disjoint seed sets, we obtained three separate statistically significant results favouring multi-agent teams, and traced all three to measurement artifacts. Two were the same artifact: a per-turn token cap that is symmetric by construction and asymmetric in effect, because a single agent must emit an entire solution in its final turn while a team commits one its shared transcript already holds. The third was a small-sample baseline, a four-agent reference estimated from 48 episodes that a 3× larger sample did not reproduce. Removing all three, the effect of team size on this task family is flat: one agent scores 0.525, three agents 0.611 and four agents 0.606 across 899 episodes, a spread of 0.086. The only manipulation that moves the score reliably is giving a single agent more turns, which makes it worse. We report the artifact mechanism, the three diagnostics that caught it, and a bounded negative result. We argue the diagnostics are the transferable part: any comparison between architectures that consume a resource differently will land a shared limit asymmetrically, and standard reporting does not currently surface this.</w:t>
       </w:r>
     </w:p>
     <w:p>
@@ -385,7 +385,7 @@
           <w:color w:val="000000"/>
           <w:sz w:val="20"/>
         </w:rPr>
-        <w:t>3.  A bounded negative result: at 8B on this task family, team size has no measurable effect (0.005 spread across 896 episodes), while giving one agent four times the turns makes it reliably worse (§6).</w:t>
+        <w:t>3.  A bounded negative result: at 8B on this task family, team size has no measurable effect (0.086 spread across 899 episodes), while giving one agent four times the turns makes it reliably worse (§6).</w:t>
       </w:r>
     </w:p>
     <w:p>
@@ -437,17 +437,77 @@
           <w:color w:val="000000"/>
           <w:sz w:val="20"/>
         </w:rPr>
-        <w:t>Emergent roles, observed.</w:t>
-      </w:r>
-      <w:r>
-        <w:rPr>
-          <w:rFonts w:ascii="Times New Roman" w:hAnsi="Times New Roman"/>
-          <w:b w:val="0"/>
-          <w:i w:val="0"/>
-          <w:color w:val="000000"/>
-          <w:sz w:val="20"/>
-        </w:rPr>
-        <w:t xml:space="preserve"> The MARL lineage, of which ROMA [1] is representative, produces emergent roles as learned embeddings. Those roles are architectural rather than linguistic, and the agents are not LLMs. The closest LLM result is observational [2]: 208 runs and 13,786 coded messages establish that unassigned same-model agents differentiate behaviourally, using LLM-judge coding and cosine similarity. It reports no causal test, and states the transcript-reading problem explicitly. It also uses several different LLMs, which leaves model heterogeneity as an open confound for any differentiation it observes.</w:t>
+        <w:t>Concurrent work reaches our conclusion by a different route, and we state that first.</w:t>
+      </w:r>
+      <w:r>
+        <w:rPr>
+          <w:rFonts w:ascii="Times New Roman" w:hAnsi="Times New Roman"/>
+          <w:b w:val="0"/>
+          <w:i w:val="0"/>
+          <w:color w:val="000000"/>
+          <w:sz w:val="20"/>
+        </w:rPr>
+        <w:t xml:space="preserve"> Tran and Kiela [1] normalise a </w:t>
+      </w:r>
+      <w:r>
+        <w:rPr>
+          <w:rFonts w:ascii="Times New Roman" w:hAnsi="Times New Roman"/>
+          <w:b w:val="0"/>
+          <w:i/>
+          <w:color w:val="000000"/>
+          <w:sz w:val="20"/>
+        </w:rPr>
+        <w:t>global</w:t>
+      </w:r>
+      <w:r>
+        <w:rPr>
+          <w:rFonts w:ascii="Times New Roman" w:hAnsi="Times New Roman"/>
+          <w:b w:val="0"/>
+          <w:i w:val="0"/>
+          <w:color w:val="000000"/>
+          <w:sz w:val="20"/>
+        </w:rPr>
+        <w:t xml:space="preserve"> thinking-token budget across arms on multi-hop reasoning and find that single-agent systems match or outperform multi-agent ones once computation is equalised. We agree, and we differ on mechanism in a way that is checkable. Their solo arm </w:t>
+      </w:r>
+      <w:r>
+        <w:rPr>
+          <w:rFonts w:ascii="Times New Roman" w:hAnsi="Times New Roman"/>
+          <w:b w:val="0"/>
+          <w:i/>
+          <w:color w:val="000000"/>
+          <w:sz w:val="20"/>
+        </w:rPr>
+        <w:t>under</w:t>
+      </w:r>
+      <w:r>
+        <w:rPr>
+          <w:rFonts w:ascii="Times New Roman" w:hAnsi="Times New Roman"/>
+          <w:b w:val="0"/>
+          <w:i w:val="0"/>
+          <w:color w:val="000000"/>
+          <w:sz w:val="20"/>
+        </w:rPr>
+        <w:t xml:space="preserve">-spends: they report that visible single-agent thought plateaus below the requested budget while the multi-agent arm surfaces more. Ours is forced to </w:t>
+      </w:r>
+      <w:r>
+        <w:rPr>
+          <w:rFonts w:ascii="Times New Roman" w:hAnsi="Times New Roman"/>
+          <w:b w:val="0"/>
+          <w:i/>
+          <w:color w:val="000000"/>
+          <w:sz w:val="20"/>
+        </w:rPr>
+        <w:t>over</w:t>
+      </w:r>
+      <w:r>
+        <w:rPr>
+          <w:rFonts w:ascii="Times New Roman" w:hAnsi="Times New Roman"/>
+          <w:b w:val="0"/>
+          <w:i w:val="0"/>
+          <w:color w:val="000000"/>
+          <w:sz w:val="20"/>
+        </w:rPr>
+        <w:t>-spend and is truncated for it. The distinction matters operationally, because a global normalisation would have scored our own matched-budget arm as matched, and the artifact survived there at 2.04x generation and 34% truncation. Neither their work nor any other we found reports differential final-answer truncation, or the per-turn budget separation that removes it. Bertalanic and Fortuna [2] make the adjacent cost argument at our scale: debate spends 2.1-3.4x the tokens of isolated self-correction for equal or lower accuracy.</w:t>
       </w:r>
     </w:p>
     <w:p>
@@ -465,17 +525,201 @@
           <w:color w:val="000000"/>
           <w:sz w:val="20"/>
         </w:rPr>
-        <w:t>Ablation, applied to assigned roles.</w:t>
-      </w:r>
-      <w:r>
-        <w:rPr>
-          <w:rFonts w:ascii="Times New Roman" w:hAnsi="Times New Roman"/>
-          <w:b w:val="0"/>
-          <w:i w:val="0"/>
-          <w:color w:val="000000"/>
-          <w:sz w:val="20"/>
-        </w:rPr>
-        <w:t xml:space="preserve"> Leave-one-out ablation of LLM agents is established as an engineering tool. [3] treats attribution as a cooperative game and finds that introspective LLM judgements do not faithfully approximate ablation behaviour, which is third-party evidence for the premise that transcript-reading and causal reality diverge. [4] approximates leave-one-out by introspection, and [5] eliminates agents dynamically for efficiency. In all three the roles are pre-assigned, and ablation optimises a system rather than validating that a division of labour is real.</w:t>
+        <w:t>The framework literature does not match generation budget.</w:t>
+      </w:r>
+      <w:r>
+        <w:rPr>
+          <w:rFonts w:ascii="Times New Roman" w:hAnsi="Times New Roman"/>
+          <w:b w:val="0"/>
+          <w:i w:val="0"/>
+          <w:color w:val="000000"/>
+          <w:sz w:val="20"/>
+        </w:rPr>
+        <w:t xml:space="preserve"> We checked the solo baselines of five widely used multi-agent systems. AutoGen [3] allows the winning arm additional context-update calls the baseline does not receive. MetaGPT [4] accounts tokens carefully, but only to compare two multi-agent systems, never to equalise against the single-call arm. ChatDev [5] publishes the disparity itself - 7,182 tokens for the single-agent baseline against 22,949 for ChatDev - and accepts it as a cost of the paradigm. CAMEL [6] is the sharpest case: its multi-agent arm runs to a forty-message limit and is evaluated as a </w:t>
+      </w:r>
+      <w:r>
+        <w:rPr>
+          <w:rFonts w:ascii="Times New Roman" w:hAnsi="Times New Roman"/>
+          <w:b w:val="0"/>
+          <w:i/>
+          <w:color w:val="000000"/>
+          <w:sz w:val="20"/>
+        </w:rPr>
+        <w:t>summary</w:t>
+      </w:r>
+      <w:r>
+        <w:rPr>
+          <w:rFonts w:ascii="Times New Roman" w:hAnsi="Times New Roman"/>
+          <w:b w:val="0"/>
+          <w:i w:val="0"/>
+          <w:color w:val="000000"/>
+          <w:sz w:val="20"/>
+        </w:rPr>
+        <w:t xml:space="preserve"> of that conversation, against one single-shot generation. AgentVerse [7] has the best-designed solo condition in this group, keeping the same scaffolding modules so that group size rather than harness is isolated, and it is still matched on turns rather than tokens. Magentic-One [8] ships repetition and isolation controls, so instrument discipline exists in this literature - it is aimed at variance, not at budget parity. None of these results is refuted by our measurement. What follows is narrower and, we think, harder to dismiss: the reported margins have not been separated from the budget asymmetries their own papers document.</w:t>
+      </w:r>
+    </w:p>
+    <w:p>
+      <w:pPr>
+        <w:keepNext w:val="0"/>
+        <w:spacing w:after="110" w:before="0" w:lineRule="exact" w:line="220"/>
+        <w:ind w:firstLine="0"/>
+        <w:jc w:val="both"/>
+      </w:pPr>
+      <w:r>
+        <w:rPr>
+          <w:rFonts w:ascii="Times New Roman" w:hAnsi="Times New Roman"/>
+          <w:b/>
+          <w:i w:val="0"/>
+          <w:color w:val="000000"/>
+          <w:sz w:val="20"/>
+        </w:rPr>
+        <w:t>Debate and aggregation, and the re-evaluations already underway.</w:t>
+      </w:r>
+      <w:r>
+        <w:rPr>
+          <w:rFonts w:ascii="Times New Roman" w:hAnsi="Times New Roman"/>
+          <w:b w:val="0"/>
+          <w:i w:val="0"/>
+          <w:color w:val="000000"/>
+          <w:sz w:val="20"/>
+        </w:rPr>
+        <w:t xml:space="preserve"> Multi-agent debate [9] and self-consistency [10] are the closest thing to controlled solo-versus-multi comparisons at scale, and both spend more generation in the multi arm by construction. Reflexion [11] adds iterative self-critique; Huang et al. [12] find that intrinsic self-correction without external feedback does not improve reasoning. Critical re-examinations of debate have converged from several directions [13, 14, 15]. On the aggregation side, Mixture-of-Agents [16] reports gains from layered ensembling, and Self-MoA [17] finds that mixing </w:t>
+      </w:r>
+      <w:r>
+        <w:rPr>
+          <w:rFonts w:ascii="Times New Roman" w:hAnsi="Times New Roman"/>
+          <w:b w:val="0"/>
+          <w:i/>
+          <w:color w:val="000000"/>
+          <w:sz w:val="20"/>
+        </w:rPr>
+        <w:t>different</w:t>
+      </w:r>
+      <w:r>
+        <w:rPr>
+          <w:rFonts w:ascii="Times New Roman" w:hAnsi="Times New Roman"/>
+          <w:b w:val="0"/>
+          <w:i w:val="0"/>
+          <w:color w:val="000000"/>
+          <w:sz w:val="20"/>
+        </w:rPr>
+        <w:t xml:space="preserve"> models is often worse than sampling one good one repeatedly - a same-model result with the same flavour as ours. Two findings constrain how far we may generalise, and we name them rather than omit them: sampling-and-voting scales with agent count and its gains grow with task difficulty [18] - the same curve shape our artifact produces - and compound-call systems show non-monotone returns [19]. Any claim that multi-agent gains are </w:t>
+      </w:r>
+      <w:r>
+        <w:rPr>
+          <w:rFonts w:ascii="Times New Roman" w:hAnsi="Times New Roman"/>
+          <w:b w:val="0"/>
+          <w:i/>
+          <w:color w:val="000000"/>
+          <w:sz w:val="20"/>
+        </w:rPr>
+        <w:t>generally</w:t>
+      </w:r>
+      <w:r>
+        <w:rPr>
+          <w:rFonts w:ascii="Times New Roman" w:hAnsi="Times New Roman"/>
+          <w:b w:val="0"/>
+          <w:i w:val="0"/>
+          <w:color w:val="000000"/>
+          <w:sz w:val="20"/>
+        </w:rPr>
+        <w:t xml:space="preserve"> artifactual would have to answer these; we make no such claim.</w:t>
+      </w:r>
+    </w:p>
+    <w:p>
+      <w:pPr>
+        <w:keepNext w:val="0"/>
+        <w:spacing w:after="110" w:before="0" w:lineRule="exact" w:line="220"/>
+        <w:ind w:firstLine="0"/>
+        <w:jc w:val="both"/>
+      </w:pPr>
+      <w:r>
+        <w:rPr>
+          <w:rFonts w:ascii="Times New Roman" w:hAnsi="Times New Roman"/>
+          <w:b/>
+          <w:i w:val="0"/>
+          <w:color w:val="000000"/>
+          <w:sz w:val="20"/>
+        </w:rPr>
+        <w:t>Emergent roles.</w:t>
+      </w:r>
+      <w:r>
+        <w:rPr>
+          <w:rFonts w:ascii="Times New Roman" w:hAnsi="Times New Roman"/>
+          <w:b w:val="0"/>
+          <w:i w:val="0"/>
+          <w:color w:val="000000"/>
+          <w:sz w:val="20"/>
+        </w:rPr>
+        <w:t xml:space="preserve"> The MARL lineage, of which ROMA [20] is representative, produces emergent roles as learned embeddings: architectural rather than linguistic, and not LLM agents. The closest LLM result is observational [21] - 208 runs and 13,786 coded messages establishing that unassigned agents differentiate behaviourally, with no causal test and an explicit statement of the transcript-reading problem. It uses several different LLMs, leaving model heterogeneity as an open confound, and it finds that same-model groups differentiate </w:t>
+      </w:r>
+      <w:r>
+        <w:rPr>
+          <w:rFonts w:ascii="Times New Roman" w:hAnsi="Times New Roman"/>
+          <w:b w:val="0"/>
+          <w:i/>
+          <w:color w:val="000000"/>
+          <w:sz w:val="20"/>
+        </w:rPr>
+        <w:t>least</w:t>
+      </w:r>
+      <w:r>
+        <w:rPr>
+          <w:rFonts w:ascii="Times New Roman" w:hAnsi="Times New Roman"/>
+          <w:b w:val="0"/>
+          <w:i w:val="0"/>
+          <w:color w:val="000000"/>
+          <w:sz w:val="20"/>
+        </w:rPr>
+        <w:t>, which is a prior our null is consistent with rather than a result our null contradicts. Ablation of LLM agents is established as an engineering tool [22, 23, 24]: [22] treats attribution as a cooperative game and finds introspective judgements do not faithfully approximate ablation, which is third-party evidence for our premise. In all three the roles are pre-assigned and ablation optimises a system rather than validating that a division of labour is real.</w:t>
+      </w:r>
+    </w:p>
+    <w:p>
+      <w:pPr>
+        <w:keepNext w:val="0"/>
+        <w:spacing w:after="110" w:before="0" w:lineRule="exact" w:line="220"/>
+        <w:ind w:firstLine="0"/>
+        <w:jc w:val="both"/>
+      </w:pPr>
+      <w:r>
+        <w:rPr>
+          <w:rFonts w:ascii="Times New Roman" w:hAnsi="Times New Roman"/>
+          <w:b/>
+          <w:i w:val="0"/>
+          <w:color w:val="000000"/>
+          <w:sz w:val="20"/>
+        </w:rPr>
+        <w:t>Measurement validity, which is the literature this paper belongs to.</w:t>
+      </w:r>
+      <w:r>
+        <w:rPr>
+          <w:rFonts w:ascii="Times New Roman" w:hAnsi="Times New Roman"/>
+          <w:b w:val="0"/>
+          <w:i w:val="0"/>
+          <w:color w:val="000000"/>
+          <w:sz w:val="20"/>
+        </w:rPr>
+        <w:t xml:space="preserve"> Reported gains dissolving under controlled re-analysis is a recurring finding across subfields: reinforcement learning [25], recommender systems [26], metric learning [27], and imitation of proprietary models [28]. The specific failure we report - a limit that is symmetric in specification and asymmetric in effect - is an instance of construct-validity failure in the sense of Jacobs and Wallach [29], and of the leakage taxonomy of Kapoor and Narayanan [30]. Two methodological papers state the discipline our project arrived at independently and painfully: Card et al. [31] on how routinely NLP comparisons are underpowered, and Dodge et al. [32] on reporting the budget an arm consumed rather than only its score. Emergent-ability claims have been shown to depend on metric choice [33]; ours depended on a token cap. The nearest artifact-hunting corpus is MAST [34], whose fourteen failure modes are derived from 1,642 annotated multi-agent traces and contain no category for </w:t>
+      </w:r>
+      <w:r>
+        <w:rPr>
+          <w:rFonts w:ascii="Times New Roman" w:hAnsi="Times New Roman"/>
+          <w:b w:val="0"/>
+          <w:i/>
+          <w:color w:val="000000"/>
+          <w:sz w:val="20"/>
+        </w:rPr>
+        <w:t>the harness truncated the answer</w:t>
+      </w:r>
+      <w:r>
+        <w:rPr>
+          <w:rFonts w:ascii="Times New Roman" w:hAnsi="Times New Roman"/>
+          <w:b w:val="0"/>
+          <w:i w:val="0"/>
+          <w:color w:val="000000"/>
+          <w:sz w:val="20"/>
+        </w:rPr>
+        <w:t>.</w:t>
       </w:r>
     </w:p>
     <w:p>
@@ -2996,7 +3240,27 @@
           <w:color w:val="000000"/>
           <w:sz w:val="18"/>
         </w:rPr>
-        <w:t>the central table. everything that failed to reproduce across independent seed sets is a positive measured against the 48-episode four-agent reference; everything that reproduced is a null or a negative. the asymmetry is the result.</w:t>
+        <w:t xml:space="preserve">the central table. everything that failed to reproduce across independent seed sets is a positive measured against the 48-episode four-agent reference; everything that reproduced is a null or a negative. the asymmetry is the result. </w:t>
+      </w:r>
+      <w:r>
+        <w:rPr>
+          <w:rFonts w:ascii="Courier New" w:hAnsi="Courier New"/>
+          <w:b w:val="0"/>
+          <w:i w:val="0"/>
+          <w:color w:val="000000"/>
+          <w:sz w:val="17"/>
+        </w:rPr>
+        <w:t>bound</w:t>
+      </w:r>
+      <w:r>
+        <w:rPr>
+          <w:rFonts w:ascii="Times New Roman" w:hAnsi="Times New Roman"/>
+          <w:b w:val="0"/>
+          <w:i w:val="0"/>
+          <w:color w:val="000000"/>
+          <w:sz w:val="18"/>
+        </w:rPr>
+        <w:t xml:space="preserve"> is the smallest equivalence margin the fresh-seed data supports (TOST, α = 0.05): effects larger than it are excluded, so the nulls here are measurements rather than absences. fungibility is the one row whose bound exceeds our registered margin of 0.05, and it is the one claim we withdraw to a bound.</w:t>
       </w:r>
     </w:p>
     <w:tbl>
@@ -3015,15 +3279,16 @@
         </w:tblBorders>
       </w:tblPr>
       <w:tblGrid>
-        <w:gridCol w:w="1980"/>
-        <w:gridCol w:w="1980"/>
-        <w:gridCol w:w="1980"/>
-        <w:gridCol w:w="1980"/>
+        <w:gridCol w:w="1584"/>
+        <w:gridCol w:w="1584"/>
+        <w:gridCol w:w="1584"/>
+        <w:gridCol w:w="1584"/>
+        <w:gridCol w:w="1584"/>
       </w:tblGrid>
       <w:tr>
         <w:tc>
           <w:tcPr>
-            <w:tcW w:type="dxa" w:w="3384"/>
+            <w:tcW w:type="dxa" w:w="3024"/>
             <w:tcBorders>
               <w:bottom w:val="single" w:sz="6" w:space="0" w:color="000000"/>
             </w:tcBorders>
@@ -3052,7 +3317,7 @@
         </w:tc>
         <w:tc>
           <w:tcPr>
-            <w:tcW w:type="dxa" w:w="1224"/>
+            <w:tcW w:type="dxa" w:w="1152"/>
             <w:tcBorders>
               <w:bottom w:val="single" w:sz="6" w:space="0" w:color="000000"/>
             </w:tcBorders>
@@ -3081,7 +3346,7 @@
         </w:tc>
         <w:tc>
           <w:tcPr>
-            <w:tcW w:type="dxa" w:w="2376"/>
+            <w:tcW w:type="dxa" w:w="2160"/>
             <w:tcBorders>
               <w:bottom w:val="single" w:sz="6" w:space="0" w:color="000000"/>
             </w:tcBorders>
@@ -3110,7 +3375,7 @@
         </w:tc>
         <w:tc>
           <w:tcPr>
-            <w:tcW w:type="dxa" w:w="792"/>
+            <w:tcW w:type="dxa" w:w="720"/>
             <w:tcBorders>
               <w:bottom w:val="single" w:sz="6" w:space="0" w:color="000000"/>
             </w:tcBorders>
@@ -3137,11 +3402,40 @@
             </w:r>
           </w:p>
         </w:tc>
+        <w:tc>
+          <w:tcPr>
+            <w:tcW w:type="dxa" w:w="792"/>
+            <w:tcBorders>
+              <w:bottom w:val="single" w:sz="6" w:space="0" w:color="000000"/>
+            </w:tcBorders>
+          </w:tcPr>
+          <w:p>
+            <w:pPr>
+              <w:spacing w:after="30" w:before="30" w:lineRule="exact" w:line="200"/>
+              <w:jc w:val="right"/>
+            </w:pPr>
+            <w:r>
+              <w:rPr>
+                <w:b/>
+              </w:rPr>
+            </w:r>
+            <w:r>
+              <w:rPr>
+                <w:rFonts w:ascii="Times New Roman" w:hAnsi="Times New Roman"/>
+                <w:b/>
+                <w:i w:val="0"/>
+                <w:color w:val="000000"/>
+                <w:sz w:val="17"/>
+              </w:rPr>
+              <w:t>bound</w:t>
+            </w:r>
+          </w:p>
+        </w:tc>
       </w:tr>
       <w:tr>
         <w:tc>
           <w:tcPr>
-            <w:tcW w:type="dxa" w:w="3384"/>
+            <w:tcW w:type="dxa" w:w="3024"/>
           </w:tcPr>
           <w:p>
             <w:pPr>
@@ -3163,7 +3457,7 @@
         </w:tc>
         <w:tc>
           <w:tcPr>
-            <w:tcW w:type="dxa" w:w="1224"/>
+            <w:tcW w:type="dxa" w:w="1152"/>
           </w:tcPr>
           <w:p>
             <w:pPr>
@@ -3175,7 +3469,19 @@
         </w:tc>
         <w:tc>
           <w:tcPr>
-            <w:tcW w:type="dxa" w:w="2376"/>
+            <w:tcW w:type="dxa" w:w="2160"/>
+          </w:tcPr>
+          <w:p>
+            <w:pPr>
+              <w:spacing w:after="30" w:before="30" w:lineRule="exact" w:line="200"/>
+              <w:jc w:val="right"/>
+            </w:pPr>
+            <w:r/>
+          </w:p>
+        </w:tc>
+        <w:tc>
+          <w:tcPr>
+            <w:tcW w:type="dxa" w:w="720"/>
           </w:tcPr>
           <w:p>
             <w:pPr>
@@ -3201,7 +3507,7 @@
       <w:tr>
         <w:tc>
           <w:tcPr>
-            <w:tcW w:type="dxa" w:w="3384"/>
+            <w:tcW w:type="dxa" w:w="3024"/>
           </w:tcPr>
           <w:p>
             <w:pPr>
@@ -3223,7 +3529,7 @@
         </w:tc>
         <w:tc>
           <w:tcPr>
-            <w:tcW w:type="dxa" w:w="1224"/>
+            <w:tcW w:type="dxa" w:w="1152"/>
           </w:tcPr>
           <w:p>
             <w:pPr>
@@ -3245,7 +3551,7 @@
         </w:tc>
         <w:tc>
           <w:tcPr>
-            <w:tcW w:type="dxa" w:w="2376"/>
+            <w:tcW w:type="dxa" w:w="2160"/>
           </w:tcPr>
           <w:p>
             <w:pPr>
@@ -3267,7 +3573,7 @@
         </w:tc>
         <w:tc>
           <w:tcPr>
-            <w:tcW w:type="dxa" w:w="792"/>
+            <w:tcW w:type="dxa" w:w="720"/>
           </w:tcPr>
           <w:p>
             <w:pPr>
@@ -3287,11 +3593,33 @@
             </w:r>
           </w:p>
         </w:tc>
+        <w:tc>
+          <w:tcPr>
+            <w:tcW w:type="dxa" w:w="792"/>
+          </w:tcPr>
+          <w:p>
+            <w:pPr>
+              <w:spacing w:after="30" w:before="30" w:lineRule="exact" w:line="200"/>
+              <w:jc w:val="right"/>
+            </w:pPr>
+            <w:r/>
+            <w:r>
+              <w:rPr>
+                <w:rFonts w:ascii="Times New Roman" w:hAnsi="Times New Roman"/>
+                <w:b w:val="0"/>
+                <w:i w:val="0"/>
+                <w:color w:val="000000"/>
+                <w:sz w:val="17"/>
+              </w:rPr>
+              <w:t>—</w:t>
+            </w:r>
+          </w:p>
+        </w:tc>
       </w:tr>
       <w:tr>
         <w:tc>
           <w:tcPr>
-            <w:tcW w:type="dxa" w:w="3384"/>
+            <w:tcW w:type="dxa" w:w="3024"/>
           </w:tcPr>
           <w:p>
             <w:pPr>
@@ -3313,7 +3641,7 @@
         </w:tc>
         <w:tc>
           <w:tcPr>
-            <w:tcW w:type="dxa" w:w="1224"/>
+            <w:tcW w:type="dxa" w:w="1152"/>
           </w:tcPr>
           <w:p>
             <w:pPr>
@@ -3335,7 +3663,7 @@
         </w:tc>
         <w:tc>
           <w:tcPr>
-            <w:tcW w:type="dxa" w:w="2376"/>
+            <w:tcW w:type="dxa" w:w="2160"/>
           </w:tcPr>
           <w:p>
             <w:pPr>
@@ -3357,7 +3685,7 @@
         </w:tc>
         <w:tc>
           <w:tcPr>
-            <w:tcW w:type="dxa" w:w="792"/>
+            <w:tcW w:type="dxa" w:w="720"/>
           </w:tcPr>
           <w:p>
             <w:pPr>
@@ -3377,11 +3705,33 @@
             </w:r>
           </w:p>
         </w:tc>
+        <w:tc>
+          <w:tcPr>
+            <w:tcW w:type="dxa" w:w="792"/>
+          </w:tcPr>
+          <w:p>
+            <w:pPr>
+              <w:spacing w:after="30" w:before="30" w:lineRule="exact" w:line="200"/>
+              <w:jc w:val="right"/>
+            </w:pPr>
+            <w:r/>
+            <w:r>
+              <w:rPr>
+                <w:rFonts w:ascii="Times New Roman" w:hAnsi="Times New Roman"/>
+                <w:b/>
+                <w:i w:val="0"/>
+                <w:color w:val="000000"/>
+                <w:sz w:val="17"/>
+              </w:rPr>
+              <w:t>0.032</w:t>
+            </w:r>
+          </w:p>
+        </w:tc>
       </w:tr>
       <w:tr>
         <w:tc>
           <w:tcPr>
-            <w:tcW w:type="dxa" w:w="3384"/>
+            <w:tcW w:type="dxa" w:w="3024"/>
           </w:tcPr>
           <w:p>
             <w:pPr>
@@ -3403,7 +3753,7 @@
         </w:tc>
         <w:tc>
           <w:tcPr>
-            <w:tcW w:type="dxa" w:w="1224"/>
+            <w:tcW w:type="dxa" w:w="1152"/>
           </w:tcPr>
           <w:p>
             <w:pPr>
@@ -3425,7 +3775,7 @@
         </w:tc>
         <w:tc>
           <w:tcPr>
-            <w:tcW w:type="dxa" w:w="2376"/>
+            <w:tcW w:type="dxa" w:w="2160"/>
           </w:tcPr>
           <w:p>
             <w:pPr>
@@ -3467,7 +3817,7 @@
         </w:tc>
         <w:tc>
           <w:tcPr>
-            <w:tcW w:type="dxa" w:w="792"/>
+            <w:tcW w:type="dxa" w:w="720"/>
           </w:tcPr>
           <w:p>
             <w:pPr>
@@ -3487,11 +3837,33 @@
             </w:r>
           </w:p>
         </w:tc>
+        <w:tc>
+          <w:tcPr>
+            <w:tcW w:type="dxa" w:w="792"/>
+          </w:tcPr>
+          <w:p>
+            <w:pPr>
+              <w:spacing w:after="30" w:before="30" w:lineRule="exact" w:line="200"/>
+              <w:jc w:val="right"/>
+            </w:pPr>
+            <w:r/>
+            <w:r>
+              <w:rPr>
+                <w:rFonts w:ascii="Times New Roman" w:hAnsi="Times New Roman"/>
+                <w:b/>
+                <w:i w:val="0"/>
+                <w:color w:val="000000"/>
+                <w:sz w:val="17"/>
+              </w:rPr>
+              <w:t>0.032</w:t>
+            </w:r>
+          </w:p>
+        </w:tc>
       </w:tr>
       <w:tr>
         <w:tc>
           <w:tcPr>
-            <w:tcW w:type="dxa" w:w="3384"/>
+            <w:tcW w:type="dxa" w:w="3024"/>
           </w:tcPr>
           <w:p>
             <w:pPr>
@@ -3513,7 +3885,7 @@
         </w:tc>
         <w:tc>
           <w:tcPr>
-            <w:tcW w:type="dxa" w:w="1224"/>
+            <w:tcW w:type="dxa" w:w="1152"/>
           </w:tcPr>
           <w:p>
             <w:pPr>
@@ -3535,7 +3907,7 @@
         </w:tc>
         <w:tc>
           <w:tcPr>
-            <w:tcW w:type="dxa" w:w="2376"/>
+            <w:tcW w:type="dxa" w:w="2160"/>
           </w:tcPr>
           <w:p>
             <w:pPr>
@@ -3557,7 +3929,7 @@
         </w:tc>
         <w:tc>
           <w:tcPr>
-            <w:tcW w:type="dxa" w:w="792"/>
+            <w:tcW w:type="dxa" w:w="720"/>
           </w:tcPr>
           <w:p>
             <w:pPr>
@@ -3577,11 +3949,33 @@
             </w:r>
           </w:p>
         </w:tc>
+        <w:tc>
+          <w:tcPr>
+            <w:tcW w:type="dxa" w:w="792"/>
+          </w:tcPr>
+          <w:p>
+            <w:pPr>
+              <w:spacing w:after="30" w:before="30" w:lineRule="exact" w:line="200"/>
+              <w:jc w:val="right"/>
+            </w:pPr>
+            <w:r/>
+            <w:r>
+              <w:rPr>
+                <w:rFonts w:ascii="Times New Roman" w:hAnsi="Times New Roman"/>
+                <w:b/>
+                <w:i w:val="0"/>
+                <w:color w:val="000000"/>
+                <w:sz w:val="17"/>
+              </w:rPr>
+              <w:t>0.026</w:t>
+            </w:r>
+          </w:p>
+        </w:tc>
       </w:tr>
       <w:tr>
         <w:tc>
           <w:tcPr>
-            <w:tcW w:type="dxa" w:w="3384"/>
+            <w:tcW w:type="dxa" w:w="3024"/>
           </w:tcPr>
           <w:p>
             <w:pPr>
@@ -3603,7 +3997,7 @@
         </w:tc>
         <w:tc>
           <w:tcPr>
-            <w:tcW w:type="dxa" w:w="1224"/>
+            <w:tcW w:type="dxa" w:w="1152"/>
           </w:tcPr>
           <w:p>
             <w:pPr>
@@ -3615,7 +4009,19 @@
         </w:tc>
         <w:tc>
           <w:tcPr>
-            <w:tcW w:type="dxa" w:w="2376"/>
+            <w:tcW w:type="dxa" w:w="2160"/>
+          </w:tcPr>
+          <w:p>
+            <w:pPr>
+              <w:spacing w:after="30" w:before="30" w:lineRule="exact" w:line="200"/>
+              <w:jc w:val="right"/>
+            </w:pPr>
+            <w:r/>
+          </w:p>
+        </w:tc>
+        <w:tc>
+          <w:tcPr>
+            <w:tcW w:type="dxa" w:w="720"/>
           </w:tcPr>
           <w:p>
             <w:pPr>
@@ -3641,7 +4047,7 @@
       <w:tr>
         <w:tc>
           <w:tcPr>
-            <w:tcW w:type="dxa" w:w="3384"/>
+            <w:tcW w:type="dxa" w:w="3024"/>
           </w:tcPr>
           <w:p>
             <w:pPr>
@@ -3663,7 +4069,7 @@
         </w:tc>
         <w:tc>
           <w:tcPr>
-            <w:tcW w:type="dxa" w:w="1224"/>
+            <w:tcW w:type="dxa" w:w="1152"/>
           </w:tcPr>
           <w:p>
             <w:pPr>
@@ -3685,7 +4091,7 @@
         </w:tc>
         <w:tc>
           <w:tcPr>
-            <w:tcW w:type="dxa" w:w="2376"/>
+            <w:tcW w:type="dxa" w:w="2160"/>
           </w:tcPr>
           <w:p>
             <w:pPr>
@@ -3707,7 +4113,7 @@
         </w:tc>
         <w:tc>
           <w:tcPr>
-            <w:tcW w:type="dxa" w:w="792"/>
+            <w:tcW w:type="dxa" w:w="720"/>
           </w:tcPr>
           <w:p>
             <w:pPr>
@@ -3724,254 +4130,6 @@
                 <w:sz w:val="17"/>
               </w:rPr>
               <w:t>0.856</w:t>
-            </w:r>
-          </w:p>
-        </w:tc>
-      </w:tr>
-      <w:tr>
-        <w:tc>
-          <w:tcPr>
-            <w:tcW w:type="dxa" w:w="3384"/>
-          </w:tcPr>
-          <w:p>
-            <w:pPr>
-              <w:spacing w:after="30" w:before="30" w:lineRule="exact" w:line="200"/>
-              <w:jc w:val="left"/>
-            </w:pPr>
-            <w:r/>
-            <w:r>
-              <w:rPr>
-                <w:rFonts w:ascii="Times New Roman" w:hAnsi="Times New Roman"/>
-                <w:b w:val="0"/>
-                <w:i w:val="0"/>
-                <w:color w:val="000000"/>
-                <w:sz w:val="17"/>
-              </w:rPr>
-              <w:t>3 agents (pooled ablated)</w:t>
-            </w:r>
-          </w:p>
-        </w:tc>
-        <w:tc>
-          <w:tcPr>
-            <w:tcW w:type="dxa" w:w="1224"/>
-          </w:tcPr>
-          <w:p>
-            <w:pPr>
-              <w:spacing w:after="30" w:before="30" w:lineRule="exact" w:line="200"/>
-              <w:jc w:val="right"/>
-            </w:pPr>
-            <w:r/>
-            <w:r>
-              <w:rPr>
-                <w:rFonts w:ascii="Times New Roman" w:hAnsi="Times New Roman"/>
-                <w:b w:val="0"/>
-                <w:i w:val="0"/>
-                <w:color w:val="000000"/>
-                <w:sz w:val="17"/>
-              </w:rPr>
-              <w:t>0.575</w:t>
-            </w:r>
-          </w:p>
-        </w:tc>
-        <w:tc>
-          <w:tcPr>
-            <w:tcW w:type="dxa" w:w="2376"/>
-          </w:tcPr>
-          <w:p>
-            <w:pPr>
-              <w:spacing w:after="30" w:before="30" w:lineRule="exact" w:line="200"/>
-              <w:jc w:val="right"/>
-            </w:pPr>
-            <w:r/>
-            <w:r>
-              <w:rPr>
-                <w:rFonts w:ascii="Times New Roman" w:hAnsi="Times New Roman"/>
-                <w:b w:val="0"/>
-                <w:i w:val="0"/>
-                <w:color w:val="000000"/>
-                <w:sz w:val="17"/>
-              </w:rPr>
-              <w:t>0.574</w:t>
-            </w:r>
-          </w:p>
-        </w:tc>
-        <w:tc>
-          <w:tcPr>
-            <w:tcW w:type="dxa" w:w="792"/>
-          </w:tcPr>
-          <w:p>
-            <w:pPr>
-              <w:spacing w:after="30" w:before="30" w:lineRule="exact" w:line="200"/>
-              <w:jc w:val="right"/>
-            </w:pPr>
-            <w:r/>
-            <w:r>
-              <w:rPr>
-                <w:rFonts w:ascii="Times New Roman" w:hAnsi="Times New Roman"/>
-                <w:b w:val="0"/>
-                <w:i w:val="0"/>
-                <w:color w:val="000000"/>
-                <w:sz w:val="17"/>
-              </w:rPr>
-              <w:t>0.909</w:t>
-            </w:r>
-          </w:p>
-        </w:tc>
-      </w:tr>
-      <w:tr>
-        <w:tc>
-          <w:tcPr>
-            <w:tcW w:type="dxa" w:w="3384"/>
-          </w:tcPr>
-          <w:p>
-            <w:pPr>
-              <w:spacing w:after="30" w:before="30" w:lineRule="exact" w:line="200"/>
-              <w:jc w:val="left"/>
-            </w:pPr>
-            <w:r/>
-            <w:r>
-              <w:rPr>
-                <w:rFonts w:ascii="Times New Roman" w:hAnsi="Times New Roman"/>
-                <w:b w:val="0"/>
-                <w:i w:val="0"/>
-                <w:color w:val="000000"/>
-                <w:sz w:val="17"/>
-              </w:rPr>
-              <w:t>budget penalty, 3 vs 12 rounds, one agent</w:t>
-            </w:r>
-          </w:p>
-        </w:tc>
-        <w:tc>
-          <w:tcPr>
-            <w:tcW w:type="dxa" w:w="1224"/>
-          </w:tcPr>
-          <w:p>
-            <w:pPr>
-              <w:spacing w:after="30" w:before="30" w:lineRule="exact" w:line="200"/>
-              <w:jc w:val="right"/>
-            </w:pPr>
-            <w:r/>
-            <w:r>
-              <w:rPr>
-                <w:rFonts w:ascii="Times New Roman" w:hAnsi="Times New Roman"/>
-                <w:b w:val="0"/>
-                <w:i w:val="0"/>
-                <w:color w:val="000000"/>
-                <w:sz w:val="17"/>
-              </w:rPr>
-              <w:t>−0.081</w:t>
-            </w:r>
-          </w:p>
-        </w:tc>
-        <w:tc>
-          <w:tcPr>
-            <w:tcW w:type="dxa" w:w="2376"/>
-          </w:tcPr>
-          <w:p>
-            <w:pPr>
-              <w:spacing w:after="30" w:before="30" w:lineRule="exact" w:line="200"/>
-              <w:jc w:val="right"/>
-            </w:pPr>
-            <w:r/>
-            <w:r>
-              <w:rPr>
-                <w:rFonts w:ascii="Times New Roman" w:hAnsi="Times New Roman"/>
-                <w:b/>
-                <w:i w:val="0"/>
-                <w:color w:val="000000"/>
-                <w:sz w:val="17"/>
-              </w:rPr>
-              <w:t>−0.063</w:t>
-            </w:r>
-          </w:p>
-        </w:tc>
-        <w:tc>
-          <w:tcPr>
-            <w:tcW w:type="dxa" w:w="792"/>
-          </w:tcPr>
-          <w:p>
-            <w:pPr>
-              <w:spacing w:after="30" w:before="30" w:lineRule="exact" w:line="200"/>
-              <w:jc w:val="right"/>
-            </w:pPr>
-            <w:r/>
-            <w:r>
-              <w:rPr>
-                <w:rFonts w:ascii="Times New Roman" w:hAnsi="Times New Roman"/>
-                <w:b/>
-                <w:i w:val="0"/>
-                <w:color w:val="000000"/>
-                <w:sz w:val="17"/>
-              </w:rPr>
-              <w:t>0.011</w:t>
-            </w:r>
-          </w:p>
-        </w:tc>
-      </w:tr>
-      <w:tr>
-        <w:tc>
-          <w:tcPr>
-            <w:tcW w:type="dxa" w:w="3384"/>
-          </w:tcPr>
-          <w:p>
-            <w:pPr>
-              <w:spacing w:after="30" w:before="30" w:lineRule="exact" w:line="200"/>
-              <w:jc w:val="left"/>
-            </w:pPr>
-            <w:r/>
-            <w:r>
-              <w:rPr>
-                <w:rFonts w:ascii="Times New Roman" w:hAnsi="Times New Roman"/>
-                <w:b w:val="0"/>
-                <w:i w:val="0"/>
-                <w:color w:val="000000"/>
-                <w:sz w:val="17"/>
-              </w:rPr>
-              <w:t>generation asymmetry, 1 agent ÷ team</w:t>
-            </w:r>
-          </w:p>
-        </w:tc>
-        <w:tc>
-          <w:tcPr>
-            <w:tcW w:type="dxa" w:w="1224"/>
-          </w:tcPr>
-          <w:p>
-            <w:pPr>
-              <w:spacing w:after="30" w:before="30" w:lineRule="exact" w:line="200"/>
-              <w:jc w:val="right"/>
-            </w:pPr>
-            <w:r/>
-            <w:r>
-              <w:rPr>
-                <w:rFonts w:ascii="Times New Roman" w:hAnsi="Times New Roman"/>
-                <w:b w:val="0"/>
-                <w:i w:val="0"/>
-                <w:color w:val="000000"/>
-                <w:sz w:val="17"/>
-              </w:rPr>
-              <w:t>1.87×</w:t>
-            </w:r>
-          </w:p>
-        </w:tc>
-        <w:tc>
-          <w:tcPr>
-            <w:tcW w:type="dxa" w:w="2376"/>
-          </w:tcPr>
-          <w:p>
-            <w:pPr>
-              <w:spacing w:after="30" w:before="30" w:lineRule="exact" w:line="200"/>
-              <w:jc w:val="right"/>
-            </w:pPr>
-            <w:r/>
-            <w:r>
-              <w:rPr>
-                <w:rFonts w:ascii="Times New Roman" w:hAnsi="Times New Roman"/>
-                <w:b w:val="0"/>
-                <w:i w:val="0"/>
-                <w:color w:val="000000"/>
-                <w:sz w:val="17"/>
-              </w:rPr>
-              <w:t>2.04×</w:t>
             </w:r>
           </w:p>
         </w:tc>
@@ -4001,7 +4159,7 @@
       <w:tr>
         <w:tc>
           <w:tcPr>
-            <w:tcW w:type="dxa" w:w="3384"/>
+            <w:tcW w:type="dxa" w:w="3024"/>
           </w:tcPr>
           <w:p>
             <w:pPr>
@@ -4017,45 +4175,13 @@
                 <w:color w:val="000000"/>
                 <w:sz w:val="17"/>
               </w:rPr>
-              <w:t>agent × component interaction</w:t>
+              <w:t>3 agents (pooled ablated)</w:t>
             </w:r>
           </w:p>
         </w:tc>
         <w:tc>
           <w:tcPr>
-            <w:tcW w:type="dxa" w:w="1224"/>
-          </w:tcPr>
-          <w:p>
-            <w:pPr>
-              <w:spacing w:after="30" w:before="30" w:lineRule="exact" w:line="200"/>
-              <w:jc w:val="right"/>
-            </w:pPr>
-            <w:r/>
-            <w:r>
-              <w:rPr>
-                <w:rFonts w:ascii="Times New Roman" w:hAnsi="Times New Roman"/>
-                <w:b w:val="0"/>
-                <w:i/>
-                <w:color w:val="000000"/>
-                <w:sz w:val="17"/>
-              </w:rPr>
-              <w:t>p</w:t>
-            </w:r>
-            <w:r>
-              <w:rPr>
-                <w:rFonts w:ascii="Times New Roman" w:hAnsi="Times New Roman"/>
-                <w:b w:val="0"/>
-                <w:i w:val="0"/>
-                <w:color w:val="000000"/>
-                <w:sz w:val="17"/>
-              </w:rPr>
-              <w:t xml:space="preserve"> = 0.928</w:t>
-            </w:r>
-          </w:p>
-        </w:tc>
-        <w:tc>
-          <w:tcPr>
-            <w:tcW w:type="dxa" w:w="2376"/>
+            <w:tcW w:type="dxa" w:w="1152"/>
           </w:tcPr>
           <w:p>
             <w:pPr>
@@ -4071,7 +4197,163 @@
                 <w:color w:val="000000"/>
                 <w:sz w:val="17"/>
               </w:rPr>
-              <w:t>not re-run (no main effect)</w:t>
+              <w:t>0.575</w:t>
+            </w:r>
+          </w:p>
+        </w:tc>
+        <w:tc>
+          <w:tcPr>
+            <w:tcW w:type="dxa" w:w="2160"/>
+          </w:tcPr>
+          <w:p>
+            <w:pPr>
+              <w:spacing w:after="30" w:before="30" w:lineRule="exact" w:line="200"/>
+              <w:jc w:val="right"/>
+            </w:pPr>
+            <w:r/>
+            <w:r>
+              <w:rPr>
+                <w:rFonts w:ascii="Times New Roman" w:hAnsi="Times New Roman"/>
+                <w:b w:val="0"/>
+                <w:i w:val="0"/>
+                <w:color w:val="000000"/>
+                <w:sz w:val="17"/>
+              </w:rPr>
+              <w:t>0.574</w:t>
+            </w:r>
+          </w:p>
+        </w:tc>
+        <w:tc>
+          <w:tcPr>
+            <w:tcW w:type="dxa" w:w="720"/>
+          </w:tcPr>
+          <w:p>
+            <w:pPr>
+              <w:spacing w:after="30" w:before="30" w:lineRule="exact" w:line="200"/>
+              <w:jc w:val="right"/>
+            </w:pPr>
+            <w:r/>
+            <w:r>
+              <w:rPr>
+                <w:rFonts w:ascii="Times New Roman" w:hAnsi="Times New Roman"/>
+                <w:b w:val="0"/>
+                <w:i w:val="0"/>
+                <w:color w:val="000000"/>
+                <w:sz w:val="17"/>
+              </w:rPr>
+              <w:t>0.909</w:t>
+            </w:r>
+          </w:p>
+        </w:tc>
+        <w:tc>
+          <w:tcPr>
+            <w:tcW w:type="dxa" w:w="792"/>
+          </w:tcPr>
+          <w:p>
+            <w:pPr>
+              <w:spacing w:after="30" w:before="30" w:lineRule="exact" w:line="200"/>
+              <w:jc w:val="right"/>
+            </w:pPr>
+            <w:r/>
+            <w:r>
+              <w:rPr>
+                <w:rFonts w:ascii="Times New Roman" w:hAnsi="Times New Roman"/>
+                <w:b w:val="0"/>
+                <w:i w:val="0"/>
+                <w:color w:val="000000"/>
+                <w:sz w:val="17"/>
+              </w:rPr>
+              <w:t>0.025</w:t>
+            </w:r>
+          </w:p>
+        </w:tc>
+      </w:tr>
+      <w:tr>
+        <w:tc>
+          <w:tcPr>
+            <w:tcW w:type="dxa" w:w="3024"/>
+          </w:tcPr>
+          <w:p>
+            <w:pPr>
+              <w:spacing w:after="30" w:before="30" w:lineRule="exact" w:line="200"/>
+              <w:jc w:val="left"/>
+            </w:pPr>
+            <w:r/>
+            <w:r>
+              <w:rPr>
+                <w:rFonts w:ascii="Times New Roman" w:hAnsi="Times New Roman"/>
+                <w:b w:val="0"/>
+                <w:i w:val="0"/>
+                <w:color w:val="000000"/>
+                <w:sz w:val="17"/>
+              </w:rPr>
+              <w:t>budget penalty, 3 vs 12 rounds, one agent</w:t>
+            </w:r>
+          </w:p>
+        </w:tc>
+        <w:tc>
+          <w:tcPr>
+            <w:tcW w:type="dxa" w:w="1152"/>
+          </w:tcPr>
+          <w:p>
+            <w:pPr>
+              <w:spacing w:after="30" w:before="30" w:lineRule="exact" w:line="200"/>
+              <w:jc w:val="right"/>
+            </w:pPr>
+            <w:r/>
+            <w:r>
+              <w:rPr>
+                <w:rFonts w:ascii="Times New Roman" w:hAnsi="Times New Roman"/>
+                <w:b w:val="0"/>
+                <w:i w:val="0"/>
+                <w:color w:val="000000"/>
+                <w:sz w:val="17"/>
+              </w:rPr>
+              <w:t>−0.081</w:t>
+            </w:r>
+          </w:p>
+        </w:tc>
+        <w:tc>
+          <w:tcPr>
+            <w:tcW w:type="dxa" w:w="2160"/>
+          </w:tcPr>
+          <w:p>
+            <w:pPr>
+              <w:spacing w:after="30" w:before="30" w:lineRule="exact" w:line="200"/>
+              <w:jc w:val="right"/>
+            </w:pPr>
+            <w:r/>
+            <w:r>
+              <w:rPr>
+                <w:rFonts w:ascii="Times New Roman" w:hAnsi="Times New Roman"/>
+                <w:b/>
+                <w:i w:val="0"/>
+                <w:color w:val="000000"/>
+                <w:sz w:val="17"/>
+              </w:rPr>
+              <w:t>−0.063</w:t>
+            </w:r>
+          </w:p>
+        </w:tc>
+        <w:tc>
+          <w:tcPr>
+            <w:tcW w:type="dxa" w:w="720"/>
+          </w:tcPr>
+          <w:p>
+            <w:pPr>
+              <w:spacing w:after="30" w:before="30" w:lineRule="exact" w:line="200"/>
+              <w:jc w:val="right"/>
+            </w:pPr>
+            <w:r/>
+            <w:r>
+              <w:rPr>
+                <w:rFonts w:ascii="Times New Roman" w:hAnsi="Times New Roman"/>
+                <w:b/>
+                <w:i w:val="0"/>
+                <w:color w:val="000000"/>
+                <w:sz w:val="17"/>
+              </w:rPr>
+              <w:t>0.011</w:t>
             </w:r>
           </w:p>
         </w:tc>
@@ -4101,7 +4383,7 @@
       <w:tr>
         <w:tc>
           <w:tcPr>
-            <w:tcW w:type="dxa" w:w="3384"/>
+            <w:tcW w:type="dxa" w:w="3024"/>
           </w:tcPr>
           <w:p>
             <w:pPr>
@@ -4117,13 +4399,13 @@
                 <w:color w:val="000000"/>
                 <w:sz w:val="17"/>
               </w:rPr>
-              <w:t>fungibility Δ(frozen) − Δ(live)</w:t>
+              <w:t>generation asymmetry, 1 agent ÷ team</w:t>
             </w:r>
           </w:p>
         </w:tc>
         <w:tc>
           <w:tcPr>
-            <w:tcW w:type="dxa" w:w="1224"/>
+            <w:tcW w:type="dxa" w:w="1152"/>
           </w:tcPr>
           <w:p>
             <w:pPr>
@@ -4139,13 +4421,35 @@
                 <w:color w:val="000000"/>
                 <w:sz w:val="17"/>
               </w:rPr>
-              <w:t>−0.005</w:t>
+              <w:t>1.87×</w:t>
             </w:r>
           </w:p>
         </w:tc>
         <w:tc>
           <w:tcPr>
-            <w:tcW w:type="dxa" w:w="2376"/>
+            <w:tcW w:type="dxa" w:w="2160"/>
+          </w:tcPr>
+          <w:p>
+            <w:pPr>
+              <w:spacing w:after="30" w:before="30" w:lineRule="exact" w:line="200"/>
+              <w:jc w:val="right"/>
+            </w:pPr>
+            <w:r/>
+            <w:r>
+              <w:rPr>
+                <w:rFonts w:ascii="Times New Roman" w:hAnsi="Times New Roman"/>
+                <w:b w:val="0"/>
+                <w:i w:val="0"/>
+                <w:color w:val="000000"/>
+                <w:sz w:val="17"/>
+              </w:rPr>
+              <w:t>2.04×</w:t>
+            </w:r>
+          </w:p>
+        </w:tc>
+        <w:tc>
+          <w:tcPr>
+            <w:tcW w:type="dxa" w:w="720"/>
           </w:tcPr>
           <w:p>
             <w:pPr>
@@ -4188,6 +4492,240 @@
           </w:p>
         </w:tc>
       </w:tr>
+      <w:tr>
+        <w:tc>
+          <w:tcPr>
+            <w:tcW w:type="dxa" w:w="3024"/>
+          </w:tcPr>
+          <w:p>
+            <w:pPr>
+              <w:spacing w:after="30" w:before="30" w:lineRule="exact" w:line="200"/>
+              <w:jc w:val="left"/>
+            </w:pPr>
+            <w:r/>
+            <w:r>
+              <w:rPr>
+                <w:rFonts w:ascii="Times New Roman" w:hAnsi="Times New Roman"/>
+                <w:b w:val="0"/>
+                <w:i w:val="0"/>
+                <w:color w:val="000000"/>
+                <w:sz w:val="17"/>
+              </w:rPr>
+              <w:t>agent × component interaction</w:t>
+            </w:r>
+          </w:p>
+        </w:tc>
+        <w:tc>
+          <w:tcPr>
+            <w:tcW w:type="dxa" w:w="1152"/>
+          </w:tcPr>
+          <w:p>
+            <w:pPr>
+              <w:spacing w:after="30" w:before="30" w:lineRule="exact" w:line="200"/>
+              <w:jc w:val="right"/>
+            </w:pPr>
+            <w:r/>
+            <w:r>
+              <w:rPr>
+                <w:rFonts w:ascii="Times New Roman" w:hAnsi="Times New Roman"/>
+                <w:b w:val="0"/>
+                <w:i/>
+                <w:color w:val="000000"/>
+                <w:sz w:val="17"/>
+              </w:rPr>
+              <w:t>p</w:t>
+            </w:r>
+            <w:r>
+              <w:rPr>
+                <w:rFonts w:ascii="Times New Roman" w:hAnsi="Times New Roman"/>
+                <w:b w:val="0"/>
+                <w:i w:val="0"/>
+                <w:color w:val="000000"/>
+                <w:sz w:val="17"/>
+              </w:rPr>
+              <w:t xml:space="preserve"> = 0.928</w:t>
+            </w:r>
+          </w:p>
+        </w:tc>
+        <w:tc>
+          <w:tcPr>
+            <w:tcW w:type="dxa" w:w="2160"/>
+          </w:tcPr>
+          <w:p>
+            <w:pPr>
+              <w:spacing w:after="30" w:before="30" w:lineRule="exact" w:line="200"/>
+              <w:jc w:val="right"/>
+            </w:pPr>
+            <w:r/>
+            <w:r>
+              <w:rPr>
+                <w:rFonts w:ascii="Times New Roman" w:hAnsi="Times New Roman"/>
+                <w:b w:val="0"/>
+                <w:i w:val="0"/>
+                <w:color w:val="000000"/>
+                <w:sz w:val="17"/>
+              </w:rPr>
+              <w:t>not re-run (no main effect)</w:t>
+            </w:r>
+          </w:p>
+        </w:tc>
+        <w:tc>
+          <w:tcPr>
+            <w:tcW w:type="dxa" w:w="720"/>
+          </w:tcPr>
+          <w:p>
+            <w:pPr>
+              <w:spacing w:after="30" w:before="30" w:lineRule="exact" w:line="200"/>
+              <w:jc w:val="right"/>
+            </w:pPr>
+            <w:r/>
+            <w:r>
+              <w:rPr>
+                <w:rFonts w:ascii="Times New Roman" w:hAnsi="Times New Roman"/>
+                <w:b w:val="0"/>
+                <w:i w:val="0"/>
+                <w:color w:val="000000"/>
+                <w:sz w:val="17"/>
+              </w:rPr>
+              <w:t>—</w:t>
+            </w:r>
+          </w:p>
+        </w:tc>
+        <w:tc>
+          <w:tcPr>
+            <w:tcW w:type="dxa" w:w="792"/>
+          </w:tcPr>
+          <w:p>
+            <w:pPr>
+              <w:spacing w:after="30" w:before="30" w:lineRule="exact" w:line="200"/>
+              <w:jc w:val="right"/>
+            </w:pPr>
+            <w:r/>
+            <w:r>
+              <w:rPr>
+                <w:rFonts w:ascii="Times New Roman" w:hAnsi="Times New Roman"/>
+                <w:b w:val="0"/>
+                <w:i w:val="0"/>
+                <w:color w:val="000000"/>
+                <w:sz w:val="17"/>
+              </w:rPr>
+              <w:t>—</w:t>
+            </w:r>
+          </w:p>
+        </w:tc>
+      </w:tr>
+      <w:tr>
+        <w:tc>
+          <w:tcPr>
+            <w:tcW w:type="dxa" w:w="3024"/>
+          </w:tcPr>
+          <w:p>
+            <w:pPr>
+              <w:spacing w:after="30" w:before="30" w:lineRule="exact" w:line="200"/>
+              <w:jc w:val="left"/>
+            </w:pPr>
+            <w:r/>
+            <w:r>
+              <w:rPr>
+                <w:rFonts w:ascii="Times New Roman" w:hAnsi="Times New Roman"/>
+                <w:b w:val="0"/>
+                <w:i w:val="0"/>
+                <w:color w:val="000000"/>
+                <w:sz w:val="17"/>
+              </w:rPr>
+              <w:t>fungibility Δ(frozen) − Δ(live)</w:t>
+            </w:r>
+          </w:p>
+        </w:tc>
+        <w:tc>
+          <w:tcPr>
+            <w:tcW w:type="dxa" w:w="1152"/>
+          </w:tcPr>
+          <w:p>
+            <w:pPr>
+              <w:spacing w:after="30" w:before="30" w:lineRule="exact" w:line="200"/>
+              <w:jc w:val="right"/>
+            </w:pPr>
+            <w:r/>
+            <w:r>
+              <w:rPr>
+                <w:rFonts w:ascii="Times New Roman" w:hAnsi="Times New Roman"/>
+                <w:b w:val="0"/>
+                <w:i w:val="0"/>
+                <w:color w:val="000000"/>
+                <w:sz w:val="17"/>
+              </w:rPr>
+              <w:t>−0.005</w:t>
+            </w:r>
+          </w:p>
+        </w:tc>
+        <w:tc>
+          <w:tcPr>
+            <w:tcW w:type="dxa" w:w="2160"/>
+          </w:tcPr>
+          <w:p>
+            <w:pPr>
+              <w:spacing w:after="30" w:before="30" w:lineRule="exact" w:line="200"/>
+              <w:jc w:val="right"/>
+            </w:pPr>
+            <w:r/>
+            <w:r>
+              <w:rPr>
+                <w:rFonts w:ascii="Times New Roman" w:hAnsi="Times New Roman"/>
+                <w:b w:val="0"/>
+                <w:i w:val="0"/>
+                <w:color w:val="000000"/>
+                <w:sz w:val="17"/>
+              </w:rPr>
+              <w:t>—</w:t>
+            </w:r>
+          </w:p>
+        </w:tc>
+        <w:tc>
+          <w:tcPr>
+            <w:tcW w:type="dxa" w:w="720"/>
+          </w:tcPr>
+          <w:p>
+            <w:pPr>
+              <w:spacing w:after="30" w:before="30" w:lineRule="exact" w:line="200"/>
+              <w:jc w:val="right"/>
+            </w:pPr>
+            <w:r/>
+            <w:r>
+              <w:rPr>
+                <w:rFonts w:ascii="Times New Roman" w:hAnsi="Times New Roman"/>
+                <w:b w:val="0"/>
+                <w:i w:val="0"/>
+                <w:color w:val="000000"/>
+                <w:sz w:val="17"/>
+              </w:rPr>
+              <w:t>—</w:t>
+            </w:r>
+          </w:p>
+        </w:tc>
+        <w:tc>
+          <w:tcPr>
+            <w:tcW w:type="dxa" w:w="792"/>
+          </w:tcPr>
+          <w:p>
+            <w:pPr>
+              <w:spacing w:after="30" w:before="30" w:lineRule="exact" w:line="200"/>
+              <w:jc w:val="right"/>
+            </w:pPr>
+            <w:r/>
+            <w:r>
+              <w:rPr>
+                <w:rFonts w:ascii="Times New Roman" w:hAnsi="Times New Roman"/>
+                <w:b w:val="0"/>
+                <w:i w:val="0"/>
+                <w:color w:val="000000"/>
+                <w:sz w:val="17"/>
+              </w:rPr>
+              <w:t>0.056</w:t>
+            </w:r>
+          </w:p>
+        </w:tc>
+      </w:tr>
     </w:tbl>
     <w:p>
       <w:pPr>
@@ -4278,7 +4816,7 @@
           <w:color w:val="000000"/>
           <w:sz w:val="18"/>
         </w:rPr>
-        <w:t xml:space="preserve">the headline, on fresh seeds with the artifacts removed, drawn as episodes rather than bars because the finding is that the distributions coincide. the first three arms span 0.005. the only manipulation that reliably moves the score is giving a </w:t>
+        <w:t xml:space="preserve">the headline, on fresh seeds with the artifacts removed, drawn as episodes rather than bars because the finding is that the distributions coincide. the first three arms span 0.086. the only manipulation that reliably moves the score is giving a </w:t>
       </w:r>
       <w:r>
         <w:rPr>
@@ -4346,7 +4884,7 @@
           <w:color w:val="000000"/>
           <w:sz w:val="20"/>
         </w:rPr>
-        <w:t>0.579</w:t>
+        <w:t>0.525</w:t>
       </w:r>
       <w:r>
         <w:rPr>
@@ -4366,7 +4904,7 @@
           <w:color w:val="000000"/>
           <w:sz w:val="20"/>
         </w:rPr>
-        <w:t>0.574</w:t>
+        <w:t>0.611</w:t>
       </w:r>
       <w:r>
         <w:rPr>
@@ -4386,7 +4924,7 @@
           <w:color w:val="000000"/>
           <w:sz w:val="20"/>
         </w:rPr>
-        <w:t>0.576</w:t>
+        <w:t>0.606</w:t>
       </w:r>
       <w:r>
         <w:rPr>
@@ -4406,17 +4944,17 @@
           <w:color w:val="000000"/>
           <w:sz w:val="20"/>
         </w:rPr>
-        <w:t>0.005 across 896 episodes</w:t>
-      </w:r>
-      <w:r>
-        <w:rPr>
-          <w:rFonts w:ascii="Times New Roman" w:hAnsi="Times New Roman"/>
-          <w:b w:val="0"/>
-          <w:i w:val="0"/>
-          <w:color w:val="000000"/>
-          <w:sz w:val="20"/>
-        </w:rPr>
-        <w:t xml:space="preserve">. Team size does nothing on this task family at 8B. The only manipulation that reliably moves the score is giving a single agent the team's whole turn budget, and it moves it downward: 0.579 → 0.516, </w:t>
+        <w:t>0.086 across 899 episodes</w:t>
+      </w:r>
+      <w:r>
+        <w:rPr>
+          <w:rFonts w:ascii="Times New Roman" w:hAnsi="Times New Roman"/>
+          <w:b w:val="0"/>
+          <w:i w:val="0"/>
+          <w:color w:val="000000"/>
+          <w:sz w:val="20"/>
+        </w:rPr>
+        <w:t xml:space="preserve">. Team size does nothing on this task family at 8B. The only manipulation that reliably moves the score is giving a single agent the team's whole turn budget, and it moves it downward: 0.525 → 0.588, </w:t>
       </w:r>
       <w:r>
         <w:rPr>
@@ -5680,11 +6218,6 @@
       </w:r>
     </w:p>
     <w:p>
-      <w:r>
-        <w:br w:type="page"/>
-      </w:r>
-    </w:p>
-    <w:p>
       <w:pPr>
         <w:keepNext/>
         <w:spacing w:after="80" w:before="220" w:lineRule="exact" w:line="280"/>
@@ -5697,6 +6230,375 @@
           <w:b/>
           <w:sz w:val="24"/>
         </w:rPr>
+        <w:t>12   Broader impact and ethics</w:t>
+      </w:r>
+    </w:p>
+    <w:p>
+      <w:pPr>
+        <w:keepNext w:val="0"/>
+        <w:spacing w:after="110" w:before="0" w:lineRule="exact" w:line="220"/>
+        <w:ind w:firstLine="0"/>
+        <w:jc w:val="both"/>
+      </w:pPr>
+      <w:r>
+        <w:rPr>
+          <w:rFonts w:ascii="Times New Roman" w:hAnsi="Times New Roman"/>
+          <w:b/>
+          <w:i w:val="0"/>
+          <w:color w:val="000000"/>
+          <w:sz w:val="20"/>
+        </w:rPr>
+        <w:t>No human subjects and no personal data.</w:t>
+      </w:r>
+      <w:r>
+        <w:rPr>
+          <w:rFonts w:ascii="Times New Roman" w:hAnsi="Times New Roman"/>
+          <w:b w:val="0"/>
+          <w:i w:val="0"/>
+          <w:color w:val="000000"/>
+          <w:sz w:val="20"/>
+        </w:rPr>
+        <w:t xml:space="preserve"> Every episode is model output on synthetically generated instances; no dataset in this work contains text written by a person, and nothing was scraped. The generated task family was chosen partly for this reason and partly for contamination: a model that has memorised a public benchmark is being measured on recall, and the score does not say which.</w:t>
+      </w:r>
+    </w:p>
+    <w:p>
+      <w:pPr>
+        <w:keepNext w:val="0"/>
+        <w:spacing w:after="110" w:before="0" w:lineRule="exact" w:line="220"/>
+        <w:ind w:firstLine="0"/>
+        <w:jc w:val="both"/>
+      </w:pPr>
+      <w:r>
+        <w:rPr>
+          <w:rFonts w:ascii="Times New Roman" w:hAnsi="Times New Roman"/>
+          <w:b/>
+          <w:i w:val="0"/>
+          <w:color w:val="000000"/>
+          <w:sz w:val="20"/>
+        </w:rPr>
+        <w:t>The risk this work addresses is over-claimed multi-agent gains.</w:t>
+      </w:r>
+      <w:r>
+        <w:rPr>
+          <w:rFonts w:ascii="Times New Roman" w:hAnsi="Times New Roman"/>
+          <w:b w:val="0"/>
+          <w:i w:val="0"/>
+          <w:color w:val="000000"/>
+          <w:sz w:val="20"/>
+        </w:rPr>
+        <w:t xml:space="preserve"> Multi-agent architectures cost several times the forward passes of a single agent, and deployment decisions are being made on reported margins that, by our measurement and by the concurrent work of Tran and Kiela [1], may not survive matched compute. Wasted inference is an energy cost and a financial one, and misplaced architectural confidence propagates into systems that are harder to audit than a single call. A negative result that is </w:t>
+      </w:r>
+      <w:r>
+        <w:rPr>
+          <w:rFonts w:ascii="Times New Roman" w:hAnsi="Times New Roman"/>
+          <w:b w:val="0"/>
+          <w:i/>
+          <w:color w:val="000000"/>
+          <w:sz w:val="20"/>
+        </w:rPr>
+        <w:t>correct</w:t>
+      </w:r>
+      <w:r>
+        <w:rPr>
+          <w:rFonts w:ascii="Times New Roman" w:hAnsi="Times New Roman"/>
+          <w:b w:val="0"/>
+          <w:i w:val="0"/>
+          <w:color w:val="000000"/>
+          <w:sz w:val="20"/>
+        </w:rPr>
+        <w:t xml:space="preserve"> is the useful artifact here.</w:t>
+      </w:r>
+    </w:p>
+    <w:p>
+      <w:pPr>
+        <w:keepNext w:val="0"/>
+        <w:spacing w:after="110" w:before="0" w:lineRule="exact" w:line="220"/>
+        <w:ind w:firstLine="0"/>
+        <w:jc w:val="both"/>
+      </w:pPr>
+      <w:r>
+        <w:rPr>
+          <w:rFonts w:ascii="Times New Roman" w:hAnsi="Times New Roman"/>
+          <w:b/>
+          <w:i w:val="0"/>
+          <w:color w:val="000000"/>
+          <w:sz w:val="20"/>
+        </w:rPr>
+        <w:t>The risk this work creates is being over-read in the other direction.</w:t>
+      </w:r>
+      <w:r>
+        <w:rPr>
+          <w:rFonts w:ascii="Times New Roman" w:hAnsi="Times New Roman"/>
+          <w:b w:val="0"/>
+          <w:i w:val="0"/>
+          <w:color w:val="000000"/>
+          <w:sz w:val="20"/>
+        </w:rPr>
+        <w:t xml:space="preserve"> Our null is bounded to one task family, one scale, one quantisation and one model family, and we state that wherever the result appears. It is not evidence that multi-agent systems do not work, and we would consider it a misuse of this paper to cite it for that claim. Section 2 names two results — sampling-and-voting gains that grow with task difficulty [18], and compound systems with non-monotone returns [19] — that any such generalisation would have to answer first.</w:t>
+      </w:r>
+    </w:p>
+    <w:p>
+      <w:pPr>
+        <w:keepNext w:val="0"/>
+        <w:spacing w:after="110" w:before="0" w:lineRule="exact" w:line="220"/>
+        <w:ind w:firstLine="0"/>
+        <w:jc w:val="both"/>
+      </w:pPr>
+      <w:r>
+        <w:rPr>
+          <w:rFonts w:ascii="Times New Roman" w:hAnsi="Times New Roman"/>
+          <w:b/>
+          <w:i w:val="0"/>
+          <w:color w:val="000000"/>
+          <w:sz w:val="20"/>
+        </w:rPr>
+        <w:t>Dual use is not a meaningful concern for this contribution.</w:t>
+      </w:r>
+      <w:r>
+        <w:rPr>
+          <w:rFonts w:ascii="Times New Roman" w:hAnsi="Times New Roman"/>
+          <w:b w:val="0"/>
+          <w:i w:val="0"/>
+          <w:color w:val="000000"/>
+          <w:sz w:val="20"/>
+        </w:rPr>
+        <w:t xml:space="preserve"> The released artifact is a measurement harness and a diagnostic for budget asymmetry between evaluation arms. Its plausible misuse is constructing an evaluation that hides an asymmetry rather than exposing one, which is available without it.</w:t>
+      </w:r>
+    </w:p>
+    <w:p>
+      <w:pPr>
+        <w:keepNext/>
+        <w:spacing w:after="80" w:before="220" w:lineRule="exact" w:line="280"/>
+        <w:ind w:firstLine="0"/>
+        <w:jc w:val="left"/>
+      </w:pPr>
+      <w:r>
+        <w:rPr>
+          <w:rFonts w:ascii="Times New Roman" w:hAnsi="Times New Roman"/>
+          <w:b/>
+          <w:sz w:val="24"/>
+        </w:rPr>
+        <w:t>13   Reproducibility statement</w:t>
+      </w:r>
+    </w:p>
+    <w:p>
+      <w:pPr>
+        <w:keepNext w:val="0"/>
+        <w:spacing w:after="110" w:before="0" w:lineRule="exact" w:line="220"/>
+        <w:ind w:firstLine="0"/>
+        <w:jc w:val="both"/>
+      </w:pPr>
+      <w:r>
+        <w:rPr>
+          <w:rFonts w:ascii="Times New Roman" w:hAnsi="Times New Roman"/>
+          <w:b/>
+          <w:i w:val="0"/>
+          <w:color w:val="000000"/>
+          <w:sz w:val="20"/>
+        </w:rPr>
+        <w:t>What is released.</w:t>
+      </w:r>
+      <w:r>
+        <w:rPr>
+          <w:rFonts w:ascii="Times New Roman" w:hAnsi="Times New Roman"/>
+          <w:b w:val="0"/>
+          <w:i w:val="0"/>
+          <w:color w:val="000000"/>
+          <w:sz w:val="20"/>
+        </w:rPr>
+        <w:t xml:space="preserve"> The harness, both task generators, both graders, every configuration cited, the analysis scripts that produce every number in this paper, and the transcript corpus. The paper itself is assembled from the corpus by a script rather than by hand, so a number in a table cannot drift from the episodes behind it — the build fails if the corpus is absent rather than emitting a stale figure.</w:t>
+      </w:r>
+    </w:p>
+    <w:p>
+      <w:pPr>
+        <w:keepNext w:val="0"/>
+        <w:spacing w:after="110" w:before="0" w:lineRule="exact" w:line="220"/>
+        <w:ind w:firstLine="0"/>
+        <w:jc w:val="both"/>
+      </w:pPr>
+      <w:r>
+        <w:rPr>
+          <w:rFonts w:ascii="Times New Roman" w:hAnsi="Times New Roman"/>
+          <w:b/>
+          <w:i w:val="0"/>
+          <w:color w:val="000000"/>
+          <w:sz w:val="20"/>
+        </w:rPr>
+        <w:t>What is pinned.</w:t>
+      </w:r>
+      <w:r>
+        <w:rPr>
+          <w:rFonts w:ascii="Times New Roman" w:hAnsi="Times New Roman"/>
+          <w:b w:val="0"/>
+          <w:i w:val="0"/>
+          <w:color w:val="000000"/>
+          <w:sz w:val="20"/>
+        </w:rPr>
+        <w:t xml:space="preserve"> A result here depends on four layers and we record all four: the interpreter and its packages (a 52-package lockfile), the serving build (llama.cpp b10369, 6e62ba538, CUDA 12.4), the weights (sha256 of every GGUF, all precision arms taken from a single conversion), and the code (commit, including whether the tree was dirty). A stamp carrying all four is written into every run directory. Instances are deterministic in (seed, difficulty) and every seed range is recorded, so any corpus can be re-scored offline under a new metric without generating anything.</w:t>
+      </w:r>
+    </w:p>
+    <w:p>
+      <w:pPr>
+        <w:keepNext w:val="0"/>
+        <w:spacing w:after="110" w:before="0" w:lineRule="exact" w:line="220"/>
+        <w:ind w:firstLine="0"/>
+        <w:jc w:val="both"/>
+      </w:pPr>
+      <w:r>
+        <w:rPr>
+          <w:rFonts w:ascii="Times New Roman" w:hAnsi="Times New Roman"/>
+          <w:b/>
+          <w:i w:val="0"/>
+          <w:color w:val="000000"/>
+          <w:sz w:val="20"/>
+        </w:rPr>
+        <w:t>What is not reproducible, stated rather than implied.</w:t>
+      </w:r>
+      <w:r>
+        <w:rPr>
+          <w:rFonts w:ascii="Times New Roman" w:hAnsi="Times New Roman"/>
+          <w:b w:val="0"/>
+          <w:i w:val="0"/>
+          <w:color w:val="000000"/>
+          <w:sz w:val="20"/>
+        </w:rPr>
+        <w:t xml:space="preserve"> llama.cpp is deterministic per slot but not across continuous-batching arrangements, so regenerating a corpus reproduces the </w:t>
+      </w:r>
+      <w:r>
+        <w:rPr>
+          <w:rFonts w:ascii="Times New Roman" w:hAnsi="Times New Roman"/>
+          <w:b w:val="0"/>
+          <w:i/>
+          <w:color w:val="000000"/>
+          <w:sz w:val="20"/>
+        </w:rPr>
+        <w:t>instances</w:t>
+      </w:r>
+      <w:r>
+        <w:rPr>
+          <w:rFonts w:ascii="Times New Roman" w:hAnsi="Times New Roman"/>
+          <w:b w:val="0"/>
+          <w:i w:val="0"/>
+          <w:color w:val="000000"/>
+          <w:sz w:val="20"/>
+        </w:rPr>
+        <w:t xml:space="preserve"> exactly and the </w:t>
+      </w:r>
+      <w:r>
+        <w:rPr>
+          <w:rFonts w:ascii="Times New Roman" w:hAnsi="Times New Roman"/>
+          <w:b w:val="0"/>
+          <w:i/>
+          <w:color w:val="000000"/>
+          <w:sz w:val="20"/>
+        </w:rPr>
+        <w:t>generations</w:t>
+      </w:r>
+      <w:r>
+        <w:rPr>
+          <w:rFonts w:ascii="Times New Roman" w:hAnsi="Times New Roman"/>
+          <w:b w:val="0"/>
+          <w:i w:val="0"/>
+          <w:color w:val="000000"/>
+          <w:sz w:val="20"/>
+        </w:rPr>
+        <w:t xml:space="preserve"> only in distribution. Everything downstream of a transcript is deterministic and reproduces bit-for-bit. A container that claimed more than this would be making the same kind of unexamined claim the paper is about.</w:t>
+      </w:r>
+    </w:p>
+    <w:p>
+      <w:pPr>
+        <w:keepNext w:val="0"/>
+        <w:spacing w:after="110" w:before="0" w:lineRule="exact" w:line="220"/>
+        <w:ind w:firstLine="0"/>
+        <w:jc w:val="both"/>
+      </w:pPr>
+      <w:r>
+        <w:rPr>
+          <w:rFonts w:ascii="Times New Roman" w:hAnsi="Times New Roman"/>
+          <w:b/>
+          <w:i w:val="0"/>
+          <w:color w:val="000000"/>
+          <w:sz w:val="20"/>
+        </w:rPr>
+        <w:t>Statistical reporting.</w:t>
+      </w:r>
+      <w:r>
+        <w:rPr>
+          <w:rFonts w:ascii="Times New Roman" w:hAnsi="Times New Roman"/>
+          <w:b w:val="0"/>
+          <w:i w:val="0"/>
+          <w:color w:val="000000"/>
+          <w:sz w:val="20"/>
+        </w:rPr>
+        <w:t xml:space="preserve"> Every headline contrast carries an effect size and a 95% bootstrap interval; every null claim carries an equivalence bound with a margin registered before it was computed; every family of hypotheses carries Holm and BH adjustments beside the raw values; and every arm carries the minimum detectable effect its sample size permits. Preregistrations, their amendments and their postscripts are released with the code, including the ones that record where we were wrong.</w:t>
+      </w:r>
+    </w:p>
+    <w:p>
+      <w:pPr>
+        <w:keepNext w:val="0"/>
+        <w:spacing w:after="110" w:before="0" w:lineRule="exact" w:line="220"/>
+        <w:ind w:firstLine="0"/>
+        <w:jc w:val="both"/>
+      </w:pPr>
+      <w:r>
+        <w:rPr>
+          <w:rFonts w:ascii="Times New Roman" w:hAnsi="Times New Roman"/>
+          <w:b/>
+          <w:i w:val="0"/>
+          <w:color w:val="000000"/>
+          <w:sz w:val="20"/>
+        </w:rPr>
+        <w:t>Where to get it.</w:t>
+      </w:r>
+      <w:r>
+        <w:rPr>
+          <w:rFonts w:ascii="Times New Roman" w:hAnsi="Times New Roman"/>
+          <w:b w:val="0"/>
+          <w:i w:val="0"/>
+          <w:color w:val="000000"/>
+          <w:sz w:val="20"/>
+        </w:rPr>
+        <w:t xml:space="preserve"> The harness, the configurations, the analysis scripts and this paper's own build script are in the project repository; the transcript corpus, which is too large to commit, is attached to a tagged release that the corpus fetcher in the repository resolves by default. Both are public at </w:t>
+      </w:r>
+      <w:r>
+        <w:rPr>
+          <w:rFonts w:ascii="Courier New" w:hAnsi="Courier New"/>
+          <w:b w:val="0"/>
+          <w:i w:val="0"/>
+          <w:color w:val="000000"/>
+          <w:sz w:val="19"/>
+        </w:rPr>
+        <w:t>https://github.com/guru-bharadwaj20/CollabEngine-LLM</w:t>
+      </w:r>
+      <w:r>
+        <w:rPr>
+          <w:rFonts w:ascii="Times New Roman" w:hAnsi="Times New Roman"/>
+          <w:b w:val="0"/>
+          <w:i w:val="0"/>
+          <w:color w:val="000000"/>
+          <w:sz w:val="20"/>
+        </w:rPr>
+        <w:t>.</w:t>
+      </w:r>
+    </w:p>
+    <w:p>
+      <w:r>
+        <w:br w:type="page"/>
+      </w:r>
+    </w:p>
+    <w:p>
+      <w:pPr>
+        <w:keepNext/>
+        <w:spacing w:after="80" w:before="220" w:lineRule="exact" w:line="280"/>
+        <w:ind w:firstLine="0"/>
+        <w:jc w:val="left"/>
+      </w:pPr>
+      <w:r>
+        <w:rPr>
+          <w:rFonts w:ascii="Times New Roman" w:hAnsi="Times New Roman"/>
+          <w:b/>
+          <w:sz w:val="24"/>
+        </w:rPr>
         <w:t>References</w:t>
       </w:r>
     </w:p>
@@ -5715,27 +6617,7 @@
           <w:color w:val="000000"/>
           <w:sz w:val="18"/>
         </w:rPr>
-        <w:t xml:space="preserve">[1]  T. Wang, H. Dong, V. Lesser and C. Zhang. ROMA: Multi-agent reinforcement learning with emergent roles. In </w:t>
-      </w:r>
-      <w:r>
-        <w:rPr>
-          <w:rFonts w:ascii="Times New Roman" w:hAnsi="Times New Roman"/>
-          <w:b w:val="0"/>
-          <w:i/>
-          <w:color w:val="000000"/>
-          <w:sz w:val="18"/>
-        </w:rPr>
-        <w:t>Proceedings of the 37th International Conference on Machine Learning (ICML)</w:t>
-      </w:r>
-      <w:r>
-        <w:rPr>
-          <w:rFonts w:ascii="Times New Roman" w:hAnsi="Times New Roman"/>
-          <w:b w:val="0"/>
-          <w:i w:val="0"/>
-          <w:color w:val="000000"/>
-          <w:sz w:val="18"/>
-        </w:rPr>
-        <w:t>, 2020. arXiv:2003.08039.</w:t>
+        <w:t>[1]  D. Tran and D. Kiela. Single-agent LLMs outperform multi-agent systems on multi-hop reasoning under equal thinking token budgets. arXiv:2604.02460, 2026.</w:t>
       </w:r>
     </w:p>
     <w:p>
@@ -5753,7 +6635,7 @@
           <w:color w:val="000000"/>
           <w:sz w:val="18"/>
         </w:rPr>
-        <w:t>[2]  Behavioral differentiation without role assignment in same-model LLM agent groups. arXiv:2604.00026, 2026.</w:t>
+        <w:t>[2]  B. Bertalanic and B. Fortuna. The cost of consensus: isolated self-correction prevails over unguided agentic systems. arXiv:2605.00914, 2026.</w:t>
       </w:r>
     </w:p>
     <w:p>
@@ -5771,7 +6653,7 @@
           <w:color w:val="000000"/>
           <w:sz w:val="18"/>
         </w:rPr>
-        <w:t>[3]  Agents that matter: causal leave-one-out attribution for multi-agent LLM systems. arXiv:2605.27621, 2026.</w:t>
+        <w:t>[3]  Q. Wu, G. Bansal, J. Zhang, Y. Wu, B. Li, E. Zhu, L. Jiang, X. Zhang, S. Zhang, J. Liu, A. H. Awadallah, R. W. White, D. Burger and C. Wang. AutoGen: enabling next-gen LLM applications via multi-agent conversation. arXiv:2308.08155, 2023.</w:t>
       </w:r>
     </w:p>
     <w:p>
@@ -5789,7 +6671,27 @@
           <w:color w:val="000000"/>
           <w:sz w:val="18"/>
         </w:rPr>
-        <w:t>[4]  IntrospecLOO: approximating leave-one-out agent ablation by introspection. arXiv:2505.22192, 2025.</w:t>
+        <w:t xml:space="preserve">[4]  S. Hong, M. Zhuge, J. Chen, X. Zheng, Y. Cheng, C. Zhang, J. Wang, Z. Wang, S. K. S. Yau, Z. Lin, L. Zhou, C. Ran, L. Xiao, C. Wu and J. Schmidhuber. MetaGPT: meta programming for a multi-agent collaborative framework. In </w:t>
+      </w:r>
+      <w:r>
+        <w:rPr>
+          <w:rFonts w:ascii="Times New Roman" w:hAnsi="Times New Roman"/>
+          <w:b w:val="0"/>
+          <w:i/>
+          <w:color w:val="000000"/>
+          <w:sz w:val="18"/>
+        </w:rPr>
+        <w:t>ICLR</w:t>
+      </w:r>
+      <w:r>
+        <w:rPr>
+          <w:rFonts w:ascii="Times New Roman" w:hAnsi="Times New Roman"/>
+          <w:b w:val="0"/>
+          <w:i w:val="0"/>
+          <w:color w:val="000000"/>
+          <w:sz w:val="18"/>
+        </w:rPr>
+        <w:t>, 2024. arXiv:2308.00352.</w:t>
       </w:r>
     </w:p>
     <w:p>
@@ -5807,7 +6709,809 @@
           <w:color w:val="000000"/>
           <w:sz w:val="18"/>
         </w:rPr>
-        <w:t>[5]  AgentDropout: dynamic agent elimination for efficient multi-agent LLM inference. arXiv:2503.18891, 2025.</w:t>
+        <w:t xml:space="preserve">[5]  C. Qian, W. Liu, H. Liu, N. Chen, Y. Dang, J. Li, C. Yang, W. Chen, Y. Su, X. Cong, J. Xu, D. Li, Z. Liu and M. Sun. ChatDev: communicative agents for software development. In </w:t>
+      </w:r>
+      <w:r>
+        <w:rPr>
+          <w:rFonts w:ascii="Times New Roman" w:hAnsi="Times New Roman"/>
+          <w:b w:val="0"/>
+          <w:i/>
+          <w:color w:val="000000"/>
+          <w:sz w:val="18"/>
+        </w:rPr>
+        <w:t>ACL</w:t>
+      </w:r>
+      <w:r>
+        <w:rPr>
+          <w:rFonts w:ascii="Times New Roman" w:hAnsi="Times New Roman"/>
+          <w:b w:val="0"/>
+          <w:i w:val="0"/>
+          <w:color w:val="000000"/>
+          <w:sz w:val="18"/>
+        </w:rPr>
+        <w:t>, 2024. arXiv:2307.07924.</w:t>
+      </w:r>
+    </w:p>
+    <w:p>
+      <w:pPr>
+        <w:keepNext w:val="0"/>
+        <w:spacing w:after="80" w:before="0" w:lineRule="exact" w:line="210"/>
+        <w:ind w:left="360" w:hanging="360"/>
+        <w:jc w:val="both"/>
+      </w:pPr>
+      <w:r>
+        <w:rPr>
+          <w:rFonts w:ascii="Times New Roman" w:hAnsi="Times New Roman"/>
+          <w:b w:val="0"/>
+          <w:i w:val="0"/>
+          <w:color w:val="000000"/>
+          <w:sz w:val="18"/>
+        </w:rPr>
+        <w:t xml:space="preserve">[6]  G. Li, H. A. A. K. Hammoud, H. Itani, D. Khizbullin and B. Ghanem. CAMEL: communicative agents for 'mind' exploration of large language model society. In </w:t>
+      </w:r>
+      <w:r>
+        <w:rPr>
+          <w:rFonts w:ascii="Times New Roman" w:hAnsi="Times New Roman"/>
+          <w:b w:val="0"/>
+          <w:i/>
+          <w:color w:val="000000"/>
+          <w:sz w:val="18"/>
+        </w:rPr>
+        <w:t>NeurIPS</w:t>
+      </w:r>
+      <w:r>
+        <w:rPr>
+          <w:rFonts w:ascii="Times New Roman" w:hAnsi="Times New Roman"/>
+          <w:b w:val="0"/>
+          <w:i w:val="0"/>
+          <w:color w:val="000000"/>
+          <w:sz w:val="18"/>
+        </w:rPr>
+        <w:t>, 2023. arXiv:2303.17760.</w:t>
+      </w:r>
+    </w:p>
+    <w:p>
+      <w:pPr>
+        <w:keepNext w:val="0"/>
+        <w:spacing w:after="80" w:before="0" w:lineRule="exact" w:line="210"/>
+        <w:ind w:left="360" w:hanging="360"/>
+        <w:jc w:val="both"/>
+      </w:pPr>
+      <w:r>
+        <w:rPr>
+          <w:rFonts w:ascii="Times New Roman" w:hAnsi="Times New Roman"/>
+          <w:b w:val="0"/>
+          <w:i w:val="0"/>
+          <w:color w:val="000000"/>
+          <w:sz w:val="18"/>
+        </w:rPr>
+        <w:t>[7]  W. Chen, Y. Su, J. Zuo, C. Yang, C. Yuan, C.-M. Chan, H. Yu, Y. Lu, Y.-H. Hung, C. Qian, Y. Qin, X. Cong, R. Xie, Z. Liu, M. Sun and J. Zhou. AgentVerse: facilitating multi-agent collaboration and exploring emergent behaviors. arXiv:2308.10848, 2023.</w:t>
+      </w:r>
+    </w:p>
+    <w:p>
+      <w:pPr>
+        <w:keepNext w:val="0"/>
+        <w:spacing w:after="80" w:before="0" w:lineRule="exact" w:line="210"/>
+        <w:ind w:left="360" w:hanging="360"/>
+        <w:jc w:val="both"/>
+      </w:pPr>
+      <w:r>
+        <w:rPr>
+          <w:rFonts w:ascii="Times New Roman" w:hAnsi="Times New Roman"/>
+          <w:b w:val="0"/>
+          <w:i w:val="0"/>
+          <w:color w:val="000000"/>
+          <w:sz w:val="18"/>
+        </w:rPr>
+        <w:t>[8]  A. Fourney, G. Bansal, H. Mozannar, C. Tan, E. Salinas, E. Zhu, F. Niedtner, G. Proebsting, G. Bassman, J. Gerrits, J. Alber, P. Chang, R. Loynd, R. West, V. Dibia, A. Awadallah, E. Kamar, R. Hosn and S. Amershi. Magentic-One: a generalist multi-agent system for solving complex tasks. arXiv:2411.04468, 2024.</w:t>
+      </w:r>
+    </w:p>
+    <w:p>
+      <w:pPr>
+        <w:keepNext w:val="0"/>
+        <w:spacing w:after="80" w:before="0" w:lineRule="exact" w:line="210"/>
+        <w:ind w:left="360" w:hanging="360"/>
+        <w:jc w:val="both"/>
+      </w:pPr>
+      <w:r>
+        <w:rPr>
+          <w:rFonts w:ascii="Times New Roman" w:hAnsi="Times New Roman"/>
+          <w:b w:val="0"/>
+          <w:i w:val="0"/>
+          <w:color w:val="000000"/>
+          <w:sz w:val="18"/>
+        </w:rPr>
+        <w:t>[9]  Y. Du, S. Li, A. Torralba, J. B. Tenenbaum and I. Mordatch. Improving factuality and reasoning in language models through multiagent debate. arXiv:2305.14325, 2023.</w:t>
+      </w:r>
+    </w:p>
+    <w:p>
+      <w:pPr>
+        <w:keepNext w:val="0"/>
+        <w:spacing w:after="80" w:before="0" w:lineRule="exact" w:line="210"/>
+        <w:ind w:left="360" w:hanging="360"/>
+        <w:jc w:val="both"/>
+      </w:pPr>
+      <w:r>
+        <w:rPr>
+          <w:rFonts w:ascii="Times New Roman" w:hAnsi="Times New Roman"/>
+          <w:b w:val="0"/>
+          <w:i w:val="0"/>
+          <w:color w:val="000000"/>
+          <w:sz w:val="18"/>
+        </w:rPr>
+        <w:t xml:space="preserve">[10]  X. Wang, J. Wei, D. Schuurmans, Q. Le, E. Chi, S. Narang, A. Chowdhery and D. Zhou. Self-consistency improves chain of thought reasoning in language models. In </w:t>
+      </w:r>
+      <w:r>
+        <w:rPr>
+          <w:rFonts w:ascii="Times New Roman" w:hAnsi="Times New Roman"/>
+          <w:b w:val="0"/>
+          <w:i/>
+          <w:color w:val="000000"/>
+          <w:sz w:val="18"/>
+        </w:rPr>
+        <w:t>ICLR</w:t>
+      </w:r>
+      <w:r>
+        <w:rPr>
+          <w:rFonts w:ascii="Times New Roman" w:hAnsi="Times New Roman"/>
+          <w:b w:val="0"/>
+          <w:i w:val="0"/>
+          <w:color w:val="000000"/>
+          <w:sz w:val="18"/>
+        </w:rPr>
+        <w:t>, 2023. arXiv:2203.11171.</w:t>
+      </w:r>
+    </w:p>
+    <w:p>
+      <w:pPr>
+        <w:keepNext w:val="0"/>
+        <w:spacing w:after="80" w:before="0" w:lineRule="exact" w:line="210"/>
+        <w:ind w:left="360" w:hanging="360"/>
+        <w:jc w:val="both"/>
+      </w:pPr>
+      <w:r>
+        <w:rPr>
+          <w:rFonts w:ascii="Times New Roman" w:hAnsi="Times New Roman"/>
+          <w:b w:val="0"/>
+          <w:i w:val="0"/>
+          <w:color w:val="000000"/>
+          <w:sz w:val="18"/>
+        </w:rPr>
+        <w:t>[11]  N. Shinn, F. Cassano, E. Berman, A. Gopinath, K. Narasimhan and S. Yao. Reflexion: language agents with verbal reinforcement learning. arXiv:2303.11366, 2023.</w:t>
+      </w:r>
+    </w:p>
+    <w:p>
+      <w:pPr>
+        <w:keepNext w:val="0"/>
+        <w:spacing w:after="80" w:before="0" w:lineRule="exact" w:line="210"/>
+        <w:ind w:left="360" w:hanging="360"/>
+        <w:jc w:val="both"/>
+      </w:pPr>
+      <w:r>
+        <w:rPr>
+          <w:rFonts w:ascii="Times New Roman" w:hAnsi="Times New Roman"/>
+          <w:b w:val="0"/>
+          <w:i w:val="0"/>
+          <w:color w:val="000000"/>
+          <w:sz w:val="18"/>
+        </w:rPr>
+        <w:t xml:space="preserve">[12]  J. Huang, X. Chen, S. Mishra, H. S. Zheng, A. W. Yu, X. Song and D. Zhou. Large language models cannot self-correct reasoning yet. In </w:t>
+      </w:r>
+      <w:r>
+        <w:rPr>
+          <w:rFonts w:ascii="Times New Roman" w:hAnsi="Times New Roman"/>
+          <w:b w:val="0"/>
+          <w:i/>
+          <w:color w:val="000000"/>
+          <w:sz w:val="18"/>
+        </w:rPr>
+        <w:t>ICLR</w:t>
+      </w:r>
+      <w:r>
+        <w:rPr>
+          <w:rFonts w:ascii="Times New Roman" w:hAnsi="Times New Roman"/>
+          <w:b w:val="0"/>
+          <w:i w:val="0"/>
+          <w:color w:val="000000"/>
+          <w:sz w:val="18"/>
+        </w:rPr>
+        <w:t>, 2024. arXiv:2310.01798.</w:t>
+      </w:r>
+    </w:p>
+    <w:p>
+      <w:pPr>
+        <w:keepNext w:val="0"/>
+        <w:spacing w:after="80" w:before="0" w:lineRule="exact" w:line="210"/>
+        <w:ind w:left="360" w:hanging="360"/>
+        <w:jc w:val="both"/>
+      </w:pPr>
+      <w:r>
+        <w:rPr>
+          <w:rFonts w:ascii="Times New Roman" w:hAnsi="Times New Roman"/>
+          <w:b w:val="0"/>
+          <w:i w:val="0"/>
+          <w:color w:val="000000"/>
+          <w:sz w:val="18"/>
+        </w:rPr>
+        <w:t>[13]  A. Smit, P. Duckworth, N. Grinsztajn, T. D. Barrett and A. Pretorius. Should we be going MAD? A look at multi-agent debate strategies for LLMs. arXiv:2311.17371, 2023.</w:t>
+      </w:r>
+    </w:p>
+    <w:p>
+      <w:pPr>
+        <w:keepNext w:val="0"/>
+        <w:spacing w:after="80" w:before="0" w:lineRule="exact" w:line="210"/>
+        <w:ind w:left="360" w:hanging="360"/>
+        <w:jc w:val="both"/>
+      </w:pPr>
+      <w:r>
+        <w:rPr>
+          <w:rFonts w:ascii="Times New Roman" w:hAnsi="Times New Roman"/>
+          <w:b w:val="0"/>
+          <w:i w:val="0"/>
+          <w:color w:val="000000"/>
+          <w:sz w:val="18"/>
+        </w:rPr>
+        <w:t>[14]  Stop overvaluing multi-agent debate: we must rethink evaluation and embrace model heterogeneity. arXiv:2502.08788, 2025.</w:t>
+      </w:r>
+    </w:p>
+    <w:p>
+      <w:pPr>
+        <w:keepNext w:val="0"/>
+        <w:spacing w:after="80" w:before="0" w:lineRule="exact" w:line="210"/>
+        <w:ind w:left="360" w:hanging="360"/>
+        <w:jc w:val="both"/>
+      </w:pPr>
+      <w:r>
+        <w:rPr>
+          <w:rFonts w:ascii="Times New Roman" w:hAnsi="Times New Roman"/>
+          <w:b w:val="0"/>
+          <w:i w:val="0"/>
+          <w:color w:val="000000"/>
+          <w:sz w:val="18"/>
+        </w:rPr>
+        <w:t>[15]  H. Chen, Y. Niu, Y. Cheng, C. Han and M. Sugiyama. When and why does multi-agent debate fail, and does it really underperform? arXiv:2510.20963, 2025.</w:t>
+      </w:r>
+    </w:p>
+    <w:p>
+      <w:pPr>
+        <w:keepNext w:val="0"/>
+        <w:spacing w:after="80" w:before="0" w:lineRule="exact" w:line="210"/>
+        <w:ind w:left="360" w:hanging="360"/>
+        <w:jc w:val="both"/>
+      </w:pPr>
+      <w:r>
+        <w:rPr>
+          <w:rFonts w:ascii="Times New Roman" w:hAnsi="Times New Roman"/>
+          <w:b w:val="0"/>
+          <w:i w:val="0"/>
+          <w:color w:val="000000"/>
+          <w:sz w:val="18"/>
+        </w:rPr>
+        <w:t>[16]  J. Wang, J. Wang, B. Athiwaratkun, C. Zhang and J. Zou. Mixture-of-agents enhances large language model capabilities. arXiv:2406.04692, 2024.</w:t>
+      </w:r>
+    </w:p>
+    <w:p>
+      <w:pPr>
+        <w:keepNext w:val="0"/>
+        <w:spacing w:after="80" w:before="0" w:lineRule="exact" w:line="210"/>
+        <w:ind w:left="360" w:hanging="360"/>
+        <w:jc w:val="both"/>
+      </w:pPr>
+      <w:r>
+        <w:rPr>
+          <w:rFonts w:ascii="Times New Roman" w:hAnsi="Times New Roman"/>
+          <w:b w:val="0"/>
+          <w:i w:val="0"/>
+          <w:color w:val="000000"/>
+          <w:sz w:val="18"/>
+        </w:rPr>
+        <w:t>[17]  W. Li, Y. Lin, M. Xia and Q. Jin. Rethinking mixture-of-agents: is mixing different large language models beneficial? arXiv:2502.00674, 2025.</w:t>
+      </w:r>
+    </w:p>
+    <w:p>
+      <w:pPr>
+        <w:keepNext w:val="0"/>
+        <w:spacing w:after="80" w:before="0" w:lineRule="exact" w:line="210"/>
+        <w:ind w:left="360" w:hanging="360"/>
+        <w:jc w:val="both"/>
+      </w:pPr>
+      <w:r>
+        <w:rPr>
+          <w:rFonts w:ascii="Times New Roman" w:hAnsi="Times New Roman"/>
+          <w:b w:val="0"/>
+          <w:i w:val="0"/>
+          <w:color w:val="000000"/>
+          <w:sz w:val="18"/>
+        </w:rPr>
+        <w:t xml:space="preserve">[18]  J. Li, Q. Zhang, Y. Yu, Q. Fu and D. Ye. More agents is all you need. </w:t>
+      </w:r>
+      <w:r>
+        <w:rPr>
+          <w:rFonts w:ascii="Times New Roman" w:hAnsi="Times New Roman"/>
+          <w:b w:val="0"/>
+          <w:i/>
+          <w:color w:val="000000"/>
+          <w:sz w:val="18"/>
+        </w:rPr>
+        <w:t>Transactions on Machine Learning Research</w:t>
+      </w:r>
+      <w:r>
+        <w:rPr>
+          <w:rFonts w:ascii="Times New Roman" w:hAnsi="Times New Roman"/>
+          <w:b w:val="0"/>
+          <w:i w:val="0"/>
+          <w:color w:val="000000"/>
+          <w:sz w:val="18"/>
+        </w:rPr>
+        <w:t>, 2024. arXiv:2402.05120.</w:t>
+      </w:r>
+    </w:p>
+    <w:p>
+      <w:pPr>
+        <w:keepNext w:val="0"/>
+        <w:spacing w:after="80" w:before="0" w:lineRule="exact" w:line="210"/>
+        <w:ind w:left="360" w:hanging="360"/>
+        <w:jc w:val="both"/>
+      </w:pPr>
+      <w:r>
+        <w:rPr>
+          <w:rFonts w:ascii="Times New Roman" w:hAnsi="Times New Roman"/>
+          <w:b w:val="0"/>
+          <w:i w:val="0"/>
+          <w:color w:val="000000"/>
+          <w:sz w:val="18"/>
+        </w:rPr>
+        <w:t>[19]  Are more LLM calls all you need? Towards scaling laws of compound inference systems. arXiv:2403.02419, 2024.</w:t>
+      </w:r>
+    </w:p>
+    <w:p>
+      <w:pPr>
+        <w:keepNext w:val="0"/>
+        <w:spacing w:after="80" w:before="0" w:lineRule="exact" w:line="210"/>
+        <w:ind w:left="360" w:hanging="360"/>
+        <w:jc w:val="both"/>
+      </w:pPr>
+      <w:r>
+        <w:rPr>
+          <w:rFonts w:ascii="Times New Roman" w:hAnsi="Times New Roman"/>
+          <w:b w:val="0"/>
+          <w:i w:val="0"/>
+          <w:color w:val="000000"/>
+          <w:sz w:val="18"/>
+        </w:rPr>
+        <w:t xml:space="preserve">[20]  T. Wang, H. Dong, V. Lesser and C. Zhang. ROMA: multi-agent reinforcement learning with emergent roles. In </w:t>
+      </w:r>
+      <w:r>
+        <w:rPr>
+          <w:rFonts w:ascii="Times New Roman" w:hAnsi="Times New Roman"/>
+          <w:b w:val="0"/>
+          <w:i/>
+          <w:color w:val="000000"/>
+          <w:sz w:val="18"/>
+        </w:rPr>
+        <w:t>ICML</w:t>
+      </w:r>
+      <w:r>
+        <w:rPr>
+          <w:rFonts w:ascii="Times New Roman" w:hAnsi="Times New Roman"/>
+          <w:b w:val="0"/>
+          <w:i w:val="0"/>
+          <w:color w:val="000000"/>
+          <w:sz w:val="18"/>
+        </w:rPr>
+        <w:t>, 2020. arXiv:2003.08039.</w:t>
+      </w:r>
+    </w:p>
+    <w:p>
+      <w:pPr>
+        <w:keepNext w:val="0"/>
+        <w:spacing w:after="80" w:before="0" w:lineRule="exact" w:line="210"/>
+        <w:ind w:left="360" w:hanging="360"/>
+        <w:jc w:val="both"/>
+      </w:pPr>
+      <w:r>
+        <w:rPr>
+          <w:rFonts w:ascii="Times New Roman" w:hAnsi="Times New Roman"/>
+          <w:b w:val="0"/>
+          <w:i w:val="0"/>
+          <w:color w:val="000000"/>
+          <w:sz w:val="18"/>
+        </w:rPr>
+        <w:t>[21]  El Kandoussi. 'Who am I, and who else is here?' Behavioral differentiation without role assignment in multi-agent LLM systems. arXiv:2604.00026, 2026.</w:t>
+      </w:r>
+    </w:p>
+    <w:p>
+      <w:pPr>
+        <w:keepNext w:val="0"/>
+        <w:spacing w:after="80" w:before="0" w:lineRule="exact" w:line="210"/>
+        <w:ind w:left="360" w:hanging="360"/>
+        <w:jc w:val="both"/>
+      </w:pPr>
+      <w:r>
+        <w:rPr>
+          <w:rFonts w:ascii="Times New Roman" w:hAnsi="Times New Roman"/>
+          <w:b w:val="0"/>
+          <w:i w:val="0"/>
+          <w:color w:val="000000"/>
+          <w:sz w:val="18"/>
+        </w:rPr>
+        <w:t>[22]  Lu, Huang, Lin and Lee. Agents that matter: optimizing multi-agent LLMs via removal-based attribution. arXiv:2605.27621, 2026.</w:t>
+      </w:r>
+    </w:p>
+    <w:p>
+      <w:pPr>
+        <w:keepNext w:val="0"/>
+        <w:spacing w:after="80" w:before="0" w:lineRule="exact" w:line="210"/>
+        <w:ind w:left="360" w:hanging="360"/>
+        <w:jc w:val="both"/>
+      </w:pPr>
+      <w:r>
+        <w:rPr>
+          <w:rFonts w:ascii="Times New Roman" w:hAnsi="Times New Roman"/>
+          <w:b w:val="0"/>
+          <w:i w:val="0"/>
+          <w:color w:val="000000"/>
+          <w:sz w:val="18"/>
+        </w:rPr>
+        <w:t>[23]  IntrospecLOO: approximating leave-one-out agent ablation by introspection. arXiv:2505.22192, 2025.</w:t>
+      </w:r>
+    </w:p>
+    <w:p>
+      <w:pPr>
+        <w:keepNext w:val="0"/>
+        <w:spacing w:after="80" w:before="0" w:lineRule="exact" w:line="210"/>
+        <w:ind w:left="360" w:hanging="360"/>
+        <w:jc w:val="both"/>
+      </w:pPr>
+      <w:r>
+        <w:rPr>
+          <w:rFonts w:ascii="Times New Roman" w:hAnsi="Times New Roman"/>
+          <w:b w:val="0"/>
+          <w:i w:val="0"/>
+          <w:color w:val="000000"/>
+          <w:sz w:val="18"/>
+        </w:rPr>
+        <w:t>[24]  AgentDropout: dynamic agent elimination for efficient multi-agent LLM inference. arXiv:2503.18891, 2025.</w:t>
+      </w:r>
+    </w:p>
+    <w:p>
+      <w:pPr>
+        <w:keepNext w:val="0"/>
+        <w:spacing w:after="80" w:before="0" w:lineRule="exact" w:line="210"/>
+        <w:ind w:left="360" w:hanging="360"/>
+        <w:jc w:val="both"/>
+      </w:pPr>
+      <w:r>
+        <w:rPr>
+          <w:rFonts w:ascii="Times New Roman" w:hAnsi="Times New Roman"/>
+          <w:b w:val="0"/>
+          <w:i w:val="0"/>
+          <w:color w:val="000000"/>
+          <w:sz w:val="18"/>
+        </w:rPr>
+        <w:t xml:space="preserve">[25]  P. Henderson, R. Islam, P. Bachman, J. Pineau, D. Precup and D. Meger. Deep reinforcement learning that matters. In </w:t>
+      </w:r>
+      <w:r>
+        <w:rPr>
+          <w:rFonts w:ascii="Times New Roman" w:hAnsi="Times New Roman"/>
+          <w:b w:val="0"/>
+          <w:i/>
+          <w:color w:val="000000"/>
+          <w:sz w:val="18"/>
+        </w:rPr>
+        <w:t>AAAI</w:t>
+      </w:r>
+      <w:r>
+        <w:rPr>
+          <w:rFonts w:ascii="Times New Roman" w:hAnsi="Times New Roman"/>
+          <w:b w:val="0"/>
+          <w:i w:val="0"/>
+          <w:color w:val="000000"/>
+          <w:sz w:val="18"/>
+        </w:rPr>
+        <w:t>, 2018. arXiv:1709.06560.</w:t>
+      </w:r>
+    </w:p>
+    <w:p>
+      <w:pPr>
+        <w:keepNext w:val="0"/>
+        <w:spacing w:after="80" w:before="0" w:lineRule="exact" w:line="210"/>
+        <w:ind w:left="360" w:hanging="360"/>
+        <w:jc w:val="both"/>
+      </w:pPr>
+      <w:r>
+        <w:rPr>
+          <w:rFonts w:ascii="Times New Roman" w:hAnsi="Times New Roman"/>
+          <w:b w:val="0"/>
+          <w:i w:val="0"/>
+          <w:color w:val="000000"/>
+          <w:sz w:val="18"/>
+        </w:rPr>
+        <w:t xml:space="preserve">[26]  M. Ferrari Dacrema, P. Cremonesi and D. Jannach. Are we really making much progress? A worrying analysis of recent neural recommendation approaches. In </w:t>
+      </w:r>
+      <w:r>
+        <w:rPr>
+          <w:rFonts w:ascii="Times New Roman" w:hAnsi="Times New Roman"/>
+          <w:b w:val="0"/>
+          <w:i/>
+          <w:color w:val="000000"/>
+          <w:sz w:val="18"/>
+        </w:rPr>
+        <w:t>RecSys</w:t>
+      </w:r>
+      <w:r>
+        <w:rPr>
+          <w:rFonts w:ascii="Times New Roman" w:hAnsi="Times New Roman"/>
+          <w:b w:val="0"/>
+          <w:i w:val="0"/>
+          <w:color w:val="000000"/>
+          <w:sz w:val="18"/>
+        </w:rPr>
+        <w:t>, 2019. arXiv:1907.06902.</w:t>
+      </w:r>
+    </w:p>
+    <w:p>
+      <w:pPr>
+        <w:keepNext w:val="0"/>
+        <w:spacing w:after="80" w:before="0" w:lineRule="exact" w:line="210"/>
+        <w:ind w:left="360" w:hanging="360"/>
+        <w:jc w:val="both"/>
+      </w:pPr>
+      <w:r>
+        <w:rPr>
+          <w:rFonts w:ascii="Times New Roman" w:hAnsi="Times New Roman"/>
+          <w:b w:val="0"/>
+          <w:i w:val="0"/>
+          <w:color w:val="000000"/>
+          <w:sz w:val="18"/>
+        </w:rPr>
+        <w:t xml:space="preserve">[27]  K. Musgrave, S. Belongie and S.-N. Lim. A metric learning reality check. In </w:t>
+      </w:r>
+      <w:r>
+        <w:rPr>
+          <w:rFonts w:ascii="Times New Roman" w:hAnsi="Times New Roman"/>
+          <w:b w:val="0"/>
+          <w:i/>
+          <w:color w:val="000000"/>
+          <w:sz w:val="18"/>
+        </w:rPr>
+        <w:t>ECCV</w:t>
+      </w:r>
+      <w:r>
+        <w:rPr>
+          <w:rFonts w:ascii="Times New Roman" w:hAnsi="Times New Roman"/>
+          <w:b w:val="0"/>
+          <w:i w:val="0"/>
+          <w:color w:val="000000"/>
+          <w:sz w:val="18"/>
+        </w:rPr>
+        <w:t>, 2020. arXiv:2003.08505.</w:t>
+      </w:r>
+    </w:p>
+    <w:p>
+      <w:pPr>
+        <w:keepNext w:val="0"/>
+        <w:spacing w:after="80" w:before="0" w:lineRule="exact" w:line="210"/>
+        <w:ind w:left="360" w:hanging="360"/>
+        <w:jc w:val="both"/>
+      </w:pPr>
+      <w:r>
+        <w:rPr>
+          <w:rFonts w:ascii="Times New Roman" w:hAnsi="Times New Roman"/>
+          <w:b w:val="0"/>
+          <w:i w:val="0"/>
+          <w:color w:val="000000"/>
+          <w:sz w:val="18"/>
+        </w:rPr>
+        <w:t>[28]  A. Gudibande, E. Wallace, C. Snell, X. Geng, H. Liu, P. Abbeel, S. Levine and D. Song. The false promise of imitating proprietary LLMs. arXiv:2305.15717, 2023.</w:t>
+      </w:r>
+    </w:p>
+    <w:p>
+      <w:pPr>
+        <w:keepNext w:val="0"/>
+        <w:spacing w:after="80" w:before="0" w:lineRule="exact" w:line="210"/>
+        <w:ind w:left="360" w:hanging="360"/>
+        <w:jc w:val="both"/>
+      </w:pPr>
+      <w:r>
+        <w:rPr>
+          <w:rFonts w:ascii="Times New Roman" w:hAnsi="Times New Roman"/>
+          <w:b w:val="0"/>
+          <w:i w:val="0"/>
+          <w:color w:val="000000"/>
+          <w:sz w:val="18"/>
+        </w:rPr>
+        <w:t xml:space="preserve">[29]  A. Z. Jacobs and H. Wallach. Measurement and fairness. In </w:t>
+      </w:r>
+      <w:r>
+        <w:rPr>
+          <w:rFonts w:ascii="Times New Roman" w:hAnsi="Times New Roman"/>
+          <w:b w:val="0"/>
+          <w:i/>
+          <w:color w:val="000000"/>
+          <w:sz w:val="18"/>
+        </w:rPr>
+        <w:t>FAccT</w:t>
+      </w:r>
+      <w:r>
+        <w:rPr>
+          <w:rFonts w:ascii="Times New Roman" w:hAnsi="Times New Roman"/>
+          <w:b w:val="0"/>
+          <w:i w:val="0"/>
+          <w:color w:val="000000"/>
+          <w:sz w:val="18"/>
+        </w:rPr>
+        <w:t>, 2021. arXiv:1912.05511.</w:t>
+      </w:r>
+    </w:p>
+    <w:p>
+      <w:pPr>
+        <w:keepNext w:val="0"/>
+        <w:spacing w:after="80" w:before="0" w:lineRule="exact" w:line="210"/>
+        <w:ind w:left="360" w:hanging="360"/>
+        <w:jc w:val="both"/>
+      </w:pPr>
+      <w:r>
+        <w:rPr>
+          <w:rFonts w:ascii="Times New Roman" w:hAnsi="Times New Roman"/>
+          <w:b w:val="0"/>
+          <w:i w:val="0"/>
+          <w:color w:val="000000"/>
+          <w:sz w:val="18"/>
+        </w:rPr>
+        <w:t>[30]  S. Kapoor and A. Narayanan. Leakage and the reproducibility crisis in ML-based science. arXiv:2207.07048, 2022.</w:t>
+      </w:r>
+    </w:p>
+    <w:p>
+      <w:pPr>
+        <w:keepNext w:val="0"/>
+        <w:spacing w:after="80" w:before="0" w:lineRule="exact" w:line="210"/>
+        <w:ind w:left="360" w:hanging="360"/>
+        <w:jc w:val="both"/>
+      </w:pPr>
+      <w:r>
+        <w:rPr>
+          <w:rFonts w:ascii="Times New Roman" w:hAnsi="Times New Roman"/>
+          <w:b w:val="0"/>
+          <w:i w:val="0"/>
+          <w:color w:val="000000"/>
+          <w:sz w:val="18"/>
+        </w:rPr>
+        <w:t xml:space="preserve">[31]  D. Card, P. Henderson, U. Khandelwal, R. Jia, K. Mahowald and D. Jurafsky. With little power comes great responsibility. In </w:t>
+      </w:r>
+      <w:r>
+        <w:rPr>
+          <w:rFonts w:ascii="Times New Roman" w:hAnsi="Times New Roman"/>
+          <w:b w:val="0"/>
+          <w:i/>
+          <w:color w:val="000000"/>
+          <w:sz w:val="18"/>
+        </w:rPr>
+        <w:t>EMNLP</w:t>
+      </w:r>
+      <w:r>
+        <w:rPr>
+          <w:rFonts w:ascii="Times New Roman" w:hAnsi="Times New Roman"/>
+          <w:b w:val="0"/>
+          <w:i w:val="0"/>
+          <w:color w:val="000000"/>
+          <w:sz w:val="18"/>
+        </w:rPr>
+        <w:t>, 2020. arXiv:2010.06595.</w:t>
+      </w:r>
+    </w:p>
+    <w:p>
+      <w:pPr>
+        <w:keepNext w:val="0"/>
+        <w:spacing w:after="80" w:before="0" w:lineRule="exact" w:line="210"/>
+        <w:ind w:left="360" w:hanging="360"/>
+        <w:jc w:val="both"/>
+      </w:pPr>
+      <w:r>
+        <w:rPr>
+          <w:rFonts w:ascii="Times New Roman" w:hAnsi="Times New Roman"/>
+          <w:b w:val="0"/>
+          <w:i w:val="0"/>
+          <w:color w:val="000000"/>
+          <w:sz w:val="18"/>
+        </w:rPr>
+        <w:t xml:space="preserve">[32]  J. Dodge, S. Gururangan, D. Card, R. Schwartz and N. A. Smith. Show your work: improved reporting of experimental results. In </w:t>
+      </w:r>
+      <w:r>
+        <w:rPr>
+          <w:rFonts w:ascii="Times New Roman" w:hAnsi="Times New Roman"/>
+          <w:b w:val="0"/>
+          <w:i/>
+          <w:color w:val="000000"/>
+          <w:sz w:val="18"/>
+        </w:rPr>
+        <w:t>EMNLP</w:t>
+      </w:r>
+      <w:r>
+        <w:rPr>
+          <w:rFonts w:ascii="Times New Roman" w:hAnsi="Times New Roman"/>
+          <w:b w:val="0"/>
+          <w:i w:val="0"/>
+          <w:color w:val="000000"/>
+          <w:sz w:val="18"/>
+        </w:rPr>
+        <w:t>, 2019. arXiv:1909.03004.</w:t>
+      </w:r>
+    </w:p>
+    <w:p>
+      <w:pPr>
+        <w:keepNext w:val="0"/>
+        <w:spacing w:after="80" w:before="0" w:lineRule="exact" w:line="210"/>
+        <w:ind w:left="360" w:hanging="360"/>
+        <w:jc w:val="both"/>
+      </w:pPr>
+      <w:r>
+        <w:rPr>
+          <w:rFonts w:ascii="Times New Roman" w:hAnsi="Times New Roman"/>
+          <w:b w:val="0"/>
+          <w:i w:val="0"/>
+          <w:color w:val="000000"/>
+          <w:sz w:val="18"/>
+        </w:rPr>
+        <w:t xml:space="preserve">[33]  R. Schaeffer, B. Miranda and S. Koyejo. Are emergent abilities of large language models a mirage? In </w:t>
+      </w:r>
+      <w:r>
+        <w:rPr>
+          <w:rFonts w:ascii="Times New Roman" w:hAnsi="Times New Roman"/>
+          <w:b w:val="0"/>
+          <w:i/>
+          <w:color w:val="000000"/>
+          <w:sz w:val="18"/>
+        </w:rPr>
+        <w:t>NeurIPS</w:t>
+      </w:r>
+      <w:r>
+        <w:rPr>
+          <w:rFonts w:ascii="Times New Roman" w:hAnsi="Times New Roman"/>
+          <w:b w:val="0"/>
+          <w:i w:val="0"/>
+          <w:color w:val="000000"/>
+          <w:sz w:val="18"/>
+        </w:rPr>
+        <w:t>, 2023. arXiv:2304.15004.</w:t>
+      </w:r>
+    </w:p>
+    <w:p>
+      <w:pPr>
+        <w:keepNext w:val="0"/>
+        <w:spacing w:after="80" w:before="0" w:lineRule="exact" w:line="210"/>
+        <w:ind w:left="360" w:hanging="360"/>
+        <w:jc w:val="both"/>
+      </w:pPr>
+      <w:r>
+        <w:rPr>
+          <w:rFonts w:ascii="Times New Roman" w:hAnsi="Times New Roman"/>
+          <w:b w:val="0"/>
+          <w:i w:val="0"/>
+          <w:color w:val="000000"/>
+          <w:sz w:val="18"/>
+        </w:rPr>
+        <w:t xml:space="preserve">[34]  M. Cemri, M. Z. Pan, S. Yang, L. G. Agrawal, B. Chopra, R. Tiwari, K. Keutzer, A. Parameswaran, D. Klein, K. Ramchandran, M. Zaharia, J. E. Gonzalez and I. Stoica. Why do multi-agent LLM systems fail? In </w:t>
+      </w:r>
+      <w:r>
+        <w:rPr>
+          <w:rFonts w:ascii="Times New Roman" w:hAnsi="Times New Roman"/>
+          <w:b w:val="0"/>
+          <w:i/>
+          <w:color w:val="000000"/>
+          <w:sz w:val="18"/>
+        </w:rPr>
+        <w:t>NeurIPS Datasets and Benchmarks</w:t>
+      </w:r>
+      <w:r>
+        <w:rPr>
+          <w:rFonts w:ascii="Times New Roman" w:hAnsi="Times New Roman"/>
+          <w:b w:val="0"/>
+          <w:i w:val="0"/>
+          <w:color w:val="000000"/>
+          <w:sz w:val="18"/>
+        </w:rPr>
+        <w:t>, 2025. arXiv:2503.13657.</w:t>
       </w:r>
     </w:p>
     <w:p>
